--- a/Documentacion/PSP_Bolsa_doc.docx
+++ b/Documentacion/PSP_Bolsa_doc.docx
@@ -1,6 +1,6 @@
 
 <file path=word/document.xml><?xml version="1.0" encoding="utf-8"?>
-<w:document xmlns:wpc="http://schemas.microsoft.com/office/word/2010/wordprocessingCanvas" xmlns:cx="http://schemas.microsoft.com/office/drawing/2014/chartex" xmlns:cx1="http://schemas.microsoft.com/office/drawing/2015/9/8/chartex" xmlns:cx2="http://schemas.microsoft.com/office/drawing/2015/10/21/chartex" xmlns:cx3="http://schemas.microsoft.com/office/drawing/2016/5/9/chartex" xmlns:cx4="http://schemas.microsoft.com/office/drawing/2016/5/10/chartex" xmlns:cx5="http://schemas.microsoft.com/office/drawing/2016/5/11/chartex" xmlns:cx6="http://schemas.microsoft.com/office/drawing/2016/5/12/chartex" xmlns:cx7="http://schemas.microsoft.com/office/drawing/2016/5/13/chartex" xmlns:cx8="http://schemas.microsoft.com/office/drawing/2016/5/14/chartex" xmlns:mc="http://schemas.openxmlformats.org/markup-compatibility/2006" xmlns:aink="http://schemas.microsoft.com/office/drawing/2016/ink" xmlns:am3d="http://schemas.microsoft.com/office/drawing/2017/model3d" xmlns:o="urn:schemas-microsoft-com:office:office" xmlns:oel="http://schemas.microsoft.com/office/2019/extlst" xmlns:r="http://schemas.openxmlformats.org/officeDocument/2006/relationships" xmlns:m="http://schemas.openxmlformats.org/officeDocument/2006/math" xmlns:v="urn:schemas-microsoft-com:vml" xmlns:wp14="http://schemas.microsoft.com/office/word/2010/wordprocessingDrawing" xmlns:wp="http://schemas.openxmlformats.org/drawingml/2006/wordprocessingDrawing" xmlns:w10="urn:schemas-microsoft-com:office:word" xmlns:w="http://schemas.openxmlformats.org/wordprocessingml/2006/main" xmlns:w14="http://schemas.microsoft.com/office/word/2010/wordml" xmlns:w15="http://schemas.microsoft.com/office/word/2012/wordml" xmlns:w16cex="http://schemas.microsoft.com/office/word/2018/wordml/cex" xmlns:w16cid="http://schemas.microsoft.com/office/word/2016/wordml/cid" xmlns:w16="http://schemas.microsoft.com/office/word/2018/wordml" xmlns:w16du="http://schemas.microsoft.com/office/word/2023/wordml/word16du" xmlns:w16sdtdh="http://schemas.microsoft.com/office/word/2020/wordml/sdtdatahash" xmlns:w16se="http://schemas.microsoft.com/office/word/2015/wordml/symex" xmlns:wpg="http://schemas.microsoft.com/office/word/2010/wordprocessingGroup" xmlns:wpi="http://schemas.microsoft.com/office/word/2010/wordprocessingInk" xmlns:wne="http://schemas.microsoft.com/office/word/2006/wordml" xmlns:wps="http://schemas.microsoft.com/office/word/2010/wordprocessingShape" mc:Ignorable="w14 w15 w16se w16cid w16 w16cex w16sdtdh w16du wp14">
+<w:document xmlns:wpc="http://schemas.microsoft.com/office/word/2010/wordprocessingCanvas" xmlns:cx="http://schemas.microsoft.com/office/drawing/2014/chartex" xmlns:cx1="http://schemas.microsoft.com/office/drawing/2015/9/8/chartex" xmlns:cx2="http://schemas.microsoft.com/office/drawing/2015/10/21/chartex" xmlns:cx3="http://schemas.microsoft.com/office/drawing/2016/5/9/chartex" xmlns:cx4="http://schemas.microsoft.com/office/drawing/2016/5/10/chartex" xmlns:cx5="http://schemas.microsoft.com/office/drawing/2016/5/11/chartex" xmlns:cx6="http://schemas.microsoft.com/office/drawing/2016/5/12/chartex" xmlns:cx7="http://schemas.microsoft.com/office/drawing/2016/5/13/chartex" xmlns:cx8="http://schemas.microsoft.com/office/drawing/2016/5/14/chartex" xmlns:mc="http://schemas.openxmlformats.org/markup-compatibility/2006" xmlns:aink="http://schemas.microsoft.com/office/drawing/2016/ink" xmlns:am3d="http://schemas.microsoft.com/office/drawing/2017/model3d" xmlns:o="urn:schemas-microsoft-com:office:office" xmlns:oel="http://schemas.microsoft.com/office/2019/extlst" xmlns:r="http://schemas.openxmlformats.org/officeDocument/2006/relationships" xmlns:m="http://schemas.openxmlformats.org/officeDocument/2006/math" xmlns:v="urn:schemas-microsoft-com:vml" xmlns:wp14="http://schemas.microsoft.com/office/word/2010/wordprocessingDrawing" xmlns:wp="http://schemas.openxmlformats.org/drawingml/2006/wordprocessingDrawing" xmlns:w10="urn:schemas-microsoft-com:office:word" xmlns:w="http://schemas.openxmlformats.org/wordprocessingml/2006/main" xmlns:w14="http://schemas.microsoft.com/office/word/2010/wordml" xmlns:w15="http://schemas.microsoft.com/office/word/2012/wordml" xmlns:w16cex="http://schemas.microsoft.com/office/word/2018/wordml/cex" xmlns:w16cid="http://schemas.microsoft.com/office/word/2016/wordml/cid" xmlns:w16="http://schemas.microsoft.com/office/word/2018/wordml" xmlns:w16du="http://schemas.microsoft.com/office/word/2023/wordml/word16du" xmlns:w16sdtdh="http://schemas.microsoft.com/office/word/2020/wordml/sdtdatahash" xmlns:w16sdtfl="http://schemas.microsoft.com/office/word/2024/wordml/sdtformatlock" xmlns:w16se="http://schemas.microsoft.com/office/word/2015/wordml/symex" xmlns:wpg="http://schemas.microsoft.com/office/word/2010/wordprocessingGroup" xmlns:wpi="http://schemas.microsoft.com/office/word/2010/wordprocessingInk" xmlns:wne="http://schemas.microsoft.com/office/word/2006/wordml" xmlns:wps="http://schemas.microsoft.com/office/word/2010/wordprocessingShape" mc:Ignorable="w14 w15 w16se w16cid w16 w16cex w16sdtdh w16sdtfl w16du wp14">
   <w:body>
     <w:sdt>
       <w:sdtPr>
@@ -3714,46 +3714,20 @@
         <w:t>programación asíncrona</w:t>
       </w:r>
       <w:r>
-        <w:t xml:space="preserve">. Para ello, el sistema simula la actualización de precios en tiempo real utilizando hilos y </w:t>
-      </w:r>
-      <w:proofErr w:type="spellStart"/>
-      <w:r>
-        <w:t>corrutinas</w:t>
-      </w:r>
-      <w:proofErr w:type="spellEnd"/>
-      <w:r>
-        <w:t>, permitiendo que múltiples acciones se actualicen de manera independiente y simultánea, de forma similar a un entorno bursátil real.</w:t>
+        <w:t>. Para ello, el sistema simula la actualización de precios en tiempo real utilizando hilos y corrutinas, permitiendo que múltiples acciones se actualicen de manera independiente y simultánea, de forma similar a un entorno bursátil real.</w:t>
       </w:r>
     </w:p>
     <w:p>
       <w:r>
         <w:t xml:space="preserve">La aplicación ha sido implementada utilizando </w:t>
       </w:r>
-      <w:proofErr w:type="spellStart"/>
       <w:r>
         <w:rPr>
           <w:b/>
           <w:bCs/>
         </w:rPr>
-        <w:t>Kotlin</w:t>
-      </w:r>
-      <w:proofErr w:type="spellEnd"/>
-      <w:r>
-        <w:rPr>
-          <w:b/>
-          <w:bCs/>
-        </w:rPr>
-        <w:t xml:space="preserve"> </w:t>
-      </w:r>
-      <w:proofErr w:type="spellStart"/>
-      <w:r>
-        <w:rPr>
-          <w:b/>
-          <w:bCs/>
-        </w:rPr>
-        <w:t>Multiplatform</w:t>
-      </w:r>
-      <w:proofErr w:type="spellEnd"/>
+        <w:t>Kotlin Multiplatform</w:t>
+      </w:r>
       <w:r>
         <w:t xml:space="preserve">, lo que permite su ejecución tanto en dispositivos </w:t>
       </w:r>
@@ -3791,17 +3765,8 @@
           <w:b/>
           <w:bCs/>
         </w:rPr>
-        <w:t xml:space="preserve"> </w:t>
-      </w:r>
-      <w:proofErr w:type="spellStart"/>
-      <w:r>
-        <w:rPr>
-          <w:b/>
-          <w:bCs/>
-        </w:rPr>
-        <w:t>Compose</w:t>
-      </w:r>
-      <w:proofErr w:type="spellEnd"/>
+        <w:t xml:space="preserve"> Compose</w:t>
+      </w:r>
       <w:r>
         <w:t>, adoptando un enfoque declarativo y reactivo que facilita la actualización automática de la interfaz en función de los cambios en el estado de la aplicación.</w:t>
       </w:r>
@@ -3856,31 +3821,255 @@
       </w:r>
     </w:p>
     <w:p>
-      <w:proofErr w:type="spellStart"/>
-      <w:r>
-        <w:t>Kotlin</w:t>
-      </w:r>
-      <w:proofErr w:type="spellEnd"/>
-      <w:r>
-        <w:t xml:space="preserve"> </w:t>
-      </w:r>
-      <w:proofErr w:type="spellStart"/>
-      <w:r>
-        <w:t>Multiplatform</w:t>
-      </w:r>
-      <w:proofErr w:type="spellEnd"/>
+      <w:r>
+        <w:t>Kotlin Multiplatform</w:t>
+      </w:r>
     </w:p>
     <w:p>
       <w:r>
         <w:t xml:space="preserve">El proyecto ha sido desarrollado utilizando </w:t>
       </w:r>
-      <w:proofErr w:type="spellStart"/>
       <w:r>
         <w:rPr>
           <w:b/>
           <w:bCs/>
         </w:rPr>
-        <w:t>Kotlin</w:t>
+        <w:t>Kotlin Multiplatform (KMP)</w:t>
+      </w:r>
+      <w:r>
+        <w:t>, una tecnología que permite compartir la lógica de negocio entre diferentes plataformas. Gracias a este enfoque, la mayor parte del código se encuentra en el módulo común (</w:t>
+      </w:r>
+      <w:proofErr w:type="spellStart"/>
+      <w:r>
+        <w:t>commonMain</w:t>
+      </w:r>
+      <w:proofErr w:type="spellEnd"/>
+      <w:r>
+        <w:t xml:space="preserve">), mientras que las partes específicas de cada plataforma se ubican en los módulos correspondientes a </w:t>
+      </w:r>
+      <w:r>
+        <w:rPr>
+          <w:b/>
+          <w:bCs/>
+        </w:rPr>
+        <w:t>Android</w:t>
+      </w:r>
+      <w:r>
+        <w:t xml:space="preserve"> y </w:t>
+      </w:r>
+      <w:r>
+        <w:rPr>
+          <w:b/>
+          <w:bCs/>
+        </w:rPr>
+        <w:t>Escritorio</w:t>
+      </w:r>
+      <w:r>
+        <w:t>. Esta estrategia reduce la duplicación de código y facilita el mantenimiento del sistema.</w:t>
+      </w:r>
+    </w:p>
+    <w:p>
+      <w:proofErr w:type="spellStart"/>
+      <w:r>
+        <w:t>Jetpack</w:t>
+      </w:r>
+      <w:proofErr w:type="spellEnd"/>
+      <w:r>
+        <w:t xml:space="preserve"> Compose y Compose Multiplatform</w:t>
+      </w:r>
+    </w:p>
+    <w:p>
+      <w:r>
+        <w:t xml:space="preserve">La interfaz gráfica de la aplicación ha sido implementada mediante </w:t>
+      </w:r>
+      <w:proofErr w:type="spellStart"/>
+      <w:r>
+        <w:rPr>
+          <w:b/>
+          <w:bCs/>
+        </w:rPr>
+        <w:t>Jetpack</w:t>
+      </w:r>
+      <w:proofErr w:type="spellEnd"/>
+      <w:r>
+        <w:rPr>
+          <w:b/>
+          <w:bCs/>
+        </w:rPr>
+        <w:t xml:space="preserve"> Compose</w:t>
+      </w:r>
+      <w:r>
+        <w:t xml:space="preserve"> y </w:t>
+      </w:r>
+      <w:r>
+        <w:rPr>
+          <w:b/>
+          <w:bCs/>
+        </w:rPr>
+        <w:t>Compose Multiplatform</w:t>
+      </w:r>
+      <w:r>
+        <w:t>, utilizando un enfoque declarativo para la construcción de la UI. Este modelo permite que la interfaz se actualice automáticamente en función de los cambios de estado, mejorando la claridad del código y la experiencia de usuario. Además, el uso de Compose facilita la reutilización de componentes visuales entre plataformas.</w:t>
+      </w:r>
+    </w:p>
+    <w:p>
+      <w:r>
+        <w:t>Kotlin Coroutines</w:t>
+      </w:r>
+    </w:p>
+    <w:p>
+      <w:r>
+        <w:t xml:space="preserve">Para la simulación del mercado bursátil en tiempo real se ha empleado el uso de </w:t>
+      </w:r>
+      <w:r>
+        <w:rPr>
+          <w:b/>
+          <w:bCs/>
+        </w:rPr>
+        <w:t>corrutinas de Kotlin</w:t>
+      </w:r>
+      <w:r>
+        <w:t>, lo que permite ejecutar tareas concurrentes de forma eficiente y segura. Cada acción del mercado se actualiza de manera independiente, simulando un entorno realista en el que múltiples precios cambian simultáneamente sin bloquear la interfaz de usuario.</w:t>
+      </w:r>
+    </w:p>
+    <w:p>
+      <w:r>
+        <w:t>Gradle con Kotlin DSL</w:t>
+      </w:r>
+    </w:p>
+    <w:p>
+      <w:r>
+        <w:t xml:space="preserve">La gestión del proyecto y sus dependencias se ha realizado mediante </w:t>
+      </w:r>
+      <w:r>
+        <w:rPr>
+          <w:b/>
+          <w:bCs/>
+        </w:rPr>
+        <w:t>Gradle</w:t>
+      </w:r>
+      <w:r>
+        <w:t xml:space="preserve">, utilizando </w:t>
+      </w:r>
+      <w:r>
+        <w:rPr>
+          <w:b/>
+          <w:bCs/>
+        </w:rPr>
+        <w:t>Kotlin DSL</w:t>
+      </w:r>
+      <w:r>
+        <w:t xml:space="preserve"> para la configuración de los archivos de construcción. Esta elección proporciona una mayor claridad en la definición de módulos, dependencias y configuraciones específicas de cada plataforma, además de una mejor integración con Kotlin Multiplatform.</w:t>
+      </w:r>
+    </w:p>
+    <w:p>
+      <w:r>
+        <w:t>Android SDK</w:t>
+      </w:r>
+    </w:p>
+    <w:p>
+      <w:r>
+        <w:t xml:space="preserve">Para la versión móvil de la aplicación se ha utilizado el </w:t>
+      </w:r>
+      <w:r>
+        <w:rPr>
+          <w:b/>
+          <w:bCs/>
+        </w:rPr>
+        <w:t>Android SDK</w:t>
+      </w:r>
+      <w:r>
+        <w:t>, permitiendo ejecutar la aplicación en dispositivos Android compatibles. Se han integrado los componentes necesarios para la correcta ejecución de la interfaz, la gestión del ciclo de vida y la compatibilidad con las versiones actuales del sistema operativo.</w:t>
+      </w:r>
+    </w:p>
+    <w:p>
+      <w:r>
+        <w:t>Serialización de datos</w:t>
+      </w:r>
+    </w:p>
+    <w:p>
+      <w:r>
+        <w:lastRenderedPageBreak/>
+        <w:t xml:space="preserve">El proyecto hace uso de </w:t>
+      </w:r>
+      <w:proofErr w:type="spellStart"/>
+      <w:r>
+        <w:rPr>
+          <w:b/>
+          <w:bCs/>
+        </w:rPr>
+        <w:t>kotlinx.serialization</w:t>
+      </w:r>
+      <w:proofErr w:type="spellEnd"/>
+      <w:r>
+        <w:t xml:space="preserve"> para la gestión y persistencia de datos en formato </w:t>
+      </w:r>
+      <w:r>
+        <w:rPr>
+          <w:b/>
+          <w:bCs/>
+        </w:rPr>
+        <w:t>JSON</w:t>
+      </w:r>
+      <w:r>
+        <w:t>, facilitando el almacenamiento y la recuperación de información relacionada con el estado del portfolio y otras estructuras del sistema. Esta tecnología permite una serialización segura y multiplataforma, coherente con el enfoque de Kotlin Multiplatform.</w:t>
+      </w:r>
+    </w:p>
+    <w:p/>
+    <w:p/>
+    <w:p>
+      <w:r>
+        <w:br w:type="page"/>
+      </w:r>
+    </w:p>
+    <w:p>
+      <w:pPr>
+        <w:pStyle w:val="Ttulo1"/>
+      </w:pPr>
+      <w:bookmarkStart w:id="1" w:name="_Toc218507400"/>
+      <w:r>
+        <w:lastRenderedPageBreak/>
+        <w:t>Diseño de arquitectura:</w:t>
+      </w:r>
+      <w:bookmarkEnd w:id="1"/>
+    </w:p>
+    <w:p>
+      <w:r>
+        <w:t xml:space="preserve">La aplicación </w:t>
+      </w:r>
+      <w:proofErr w:type="spellStart"/>
+      <w:r>
+        <w:rPr>
+          <w:b/>
+          <w:bCs/>
+        </w:rPr>
+        <w:t>BolsaCotarelo</w:t>
+      </w:r>
+      <w:proofErr w:type="spellEnd"/>
+      <w:r>
+        <w:rPr>
+          <w:b/>
+          <w:bCs/>
+        </w:rPr>
+        <w:t xml:space="preserve"> – Simulador de Mercado Bursátil en Tiempo Real</w:t>
+      </w:r>
+      <w:r>
+        <w:t xml:space="preserve"> ha sido diseñada siguiendo una arquitectura modular y desacoplada, con el objetivo de facilitar el mantenimiento, la escalabilidad y la reutilización del código en un entorno multiplataforma. Para ello, se ha adoptado un enfoque basado en la separación por capas, inspirado en los principios de la </w:t>
+      </w:r>
+      <w:r>
+        <w:rPr>
+          <w:b/>
+          <w:bCs/>
+        </w:rPr>
+        <w:t>arquitectura limpia (</w:t>
+      </w:r>
+      <w:proofErr w:type="spellStart"/>
+      <w:r>
+        <w:rPr>
+          <w:b/>
+          <w:bCs/>
+        </w:rPr>
+        <w:t>Clean</w:t>
       </w:r>
       <w:proofErr w:type="spellEnd"/>
       <w:r>
@@ -3896,7 +4085,7 @@
           <w:b/>
           <w:bCs/>
         </w:rPr>
-        <w:t>Multiplatform</w:t>
+        <w:t>Architecture</w:t>
       </w:r>
       <w:proofErr w:type="spellEnd"/>
       <w:r>
@@ -3904,74 +4093,71 @@
           <w:b/>
           <w:bCs/>
         </w:rPr>
-        <w:t xml:space="preserve"> (KMP)</w:t>
-      </w:r>
-      <w:r>
-        <w:t>, una tecnología que permite compartir la lógica de negocio entre diferentes plataformas. Gracias a este enfoque, la mayor parte del código se encuentra en el módulo común (</w:t>
-      </w:r>
-      <w:proofErr w:type="spellStart"/>
-      <w:r>
-        <w:t>commonMain</w:t>
-      </w:r>
-      <w:proofErr w:type="spellEnd"/>
-      <w:r>
-        <w:t xml:space="preserve">), mientras que las partes específicas de cada plataforma se ubican en los módulos correspondientes a </w:t>
+        <w:t>)</w:t>
+      </w:r>
+      <w:r>
+        <w:t xml:space="preserve"> y el patrón </w:t>
       </w:r>
       <w:r>
         <w:rPr>
           <w:b/>
           <w:bCs/>
         </w:rPr>
-        <w:t>Android</w:t>
-      </w:r>
-      <w:r>
-        <w:t xml:space="preserve"> y </w:t>
-      </w:r>
+        <w:t>MVVM</w:t>
+      </w:r>
+      <w:r>
+        <w:t>.</w:t>
+      </w:r>
+    </w:p>
+    <w:p>
+      <w:pPr>
+        <w:pStyle w:val="Ttulo2"/>
+      </w:pPr>
+      <w:bookmarkStart w:id="2" w:name="_Toc218507401"/>
+      <w:r>
+        <w:t>Estructura por capas</w:t>
+      </w:r>
+      <w:bookmarkEnd w:id="2"/>
+    </w:p>
+    <w:p>
+      <w:r>
+        <w:t>El sistema se organiza en distintas capas, cada una con responsabilidades claramente definidas:</w:t>
+      </w:r>
+    </w:p>
+    <w:p>
+      <w:pPr>
+        <w:pStyle w:val="Prrafodelista"/>
+        <w:numPr>
+          <w:ilvl w:val="0"/>
+          <w:numId w:val="3"/>
+        </w:numPr>
+      </w:pPr>
       <w:r>
         <w:rPr>
           <w:b/>
           <w:bCs/>
         </w:rPr>
-        <w:t>Escritorio</w:t>
-      </w:r>
-      <w:r>
-        <w:t>. Esta estrategia reduce la duplicación de código y facilita el mantenimiento del sistema.</w:t>
-      </w:r>
-    </w:p>
-    <w:p>
+        <w:t>Capa de presentación (</w:t>
+      </w:r>
       <w:proofErr w:type="spellStart"/>
       <w:r>
-        <w:t>Jetpack</w:t>
+        <w:rPr>
+          <w:b/>
+          <w:bCs/>
+        </w:rPr>
+        <w:t>Presentation</w:t>
       </w:r>
       <w:proofErr w:type="spellEnd"/>
       <w:r>
-        <w:t xml:space="preserve"> </w:t>
-      </w:r>
-      <w:proofErr w:type="spellStart"/>
-      <w:r>
-        <w:t>Compose</w:t>
-      </w:r>
-      <w:proofErr w:type="spellEnd"/>
-      <w:r>
-        <w:t xml:space="preserve"> y </w:t>
-      </w:r>
-      <w:proofErr w:type="spellStart"/>
-      <w:r>
-        <w:t>Compose</w:t>
-      </w:r>
-      <w:proofErr w:type="spellEnd"/>
-      <w:r>
-        <w:t xml:space="preserve"> </w:t>
-      </w:r>
-      <w:proofErr w:type="spellStart"/>
-      <w:r>
-        <w:t>Multiplatform</w:t>
-      </w:r>
-      <w:proofErr w:type="spellEnd"/>
-    </w:p>
-    <w:p>
-      <w:r>
-        <w:t xml:space="preserve">La interfaz gráfica de la aplicación ha sido implementada mediante </w:t>
+        <w:rPr>
+          <w:b/>
+          <w:bCs/>
+        </w:rPr>
+        <w:t>)</w:t>
+      </w:r>
+      <w:r>
+        <w:br/>
+        <w:t xml:space="preserve">Es la encargada de la interfaz de usuario y la interacción con el usuario final. Está implementada mediante </w:t>
       </w:r>
       <w:proofErr w:type="spellStart"/>
       <w:r>
@@ -3987,77 +4173,97 @@
           <w:b/>
           <w:bCs/>
         </w:rPr>
-        <w:t xml:space="preserve"> </w:t>
-      </w:r>
-      <w:proofErr w:type="spellStart"/>
+        <w:t xml:space="preserve"> Compose / Compose Multiplatform</w:t>
+      </w:r>
+      <w:r>
+        <w:t>, utilizando componentes declarativos que reaccionan automáticamente a los cambios de estado. Esta capa no contiene lógica de negocio, sino que delega dicha responsabilidad en las capas inferiores.</w:t>
+      </w:r>
+    </w:p>
+    <w:p>
+      <w:pPr>
+        <w:pStyle w:val="Prrafodelista"/>
+        <w:numPr>
+          <w:ilvl w:val="0"/>
+          <w:numId w:val="3"/>
+        </w:numPr>
+      </w:pPr>
       <w:r>
         <w:rPr>
           <w:b/>
           <w:bCs/>
         </w:rPr>
-        <w:t>Compose</w:t>
-      </w:r>
-      <w:proofErr w:type="spellEnd"/>
-      <w:r>
-        <w:t xml:space="preserve"> y </w:t>
-      </w:r>
-      <w:proofErr w:type="spellStart"/>
+        <w:t>Capa de dominio (Domain)</w:t>
+      </w:r>
+      <w:r>
+        <w:br/>
+        <w:t>Contiene la lógica de negocio principal de la aplicación. En esta capa se definen los modelos fundamentales del sistema, como las acciones, el portfolio del usuario y las reglas de alertas. Asimismo, se incluyen las operaciones que gobiernan el comportamiento del mercado simulado, manteniendo la independencia respecto a la plataforma o la interfaz gráfica.</w:t>
+      </w:r>
+    </w:p>
+    <w:p>
+      <w:pPr>
+        <w:pStyle w:val="Prrafodelista"/>
+        <w:numPr>
+          <w:ilvl w:val="0"/>
+          <w:numId w:val="3"/>
+        </w:numPr>
+      </w:pPr>
       <w:r>
         <w:rPr>
           <w:b/>
           <w:bCs/>
         </w:rPr>
-        <w:t>Compose</w:t>
-      </w:r>
-      <w:proofErr w:type="spellEnd"/>
-      <w:r>
-        <w:rPr>
-          <w:b/>
-          <w:bCs/>
-        </w:rPr>
-        <w:t xml:space="preserve"> </w:t>
-      </w:r>
-      <w:proofErr w:type="spellStart"/>
-      <w:r>
-        <w:rPr>
-          <w:b/>
-          <w:bCs/>
-        </w:rPr>
-        <w:t>Multiplatform</w:t>
-      </w:r>
-      <w:proofErr w:type="spellEnd"/>
-      <w:r>
-        <w:t xml:space="preserve">, utilizando un enfoque declarativo para la construcción de la UI. Este modelo permite que la interfaz se actualice automáticamente en función de los cambios de estado, mejorando la claridad del código y la experiencia de usuario. Además, el uso de </w:t>
-      </w:r>
-      <w:proofErr w:type="spellStart"/>
-      <w:r>
-        <w:t>Compose</w:t>
-      </w:r>
-      <w:proofErr w:type="spellEnd"/>
-      <w:r>
-        <w:t xml:space="preserve"> facilita la reutilización de componentes visuales entre plataformas.</w:t>
-      </w:r>
-    </w:p>
-    <w:p>
-      <w:proofErr w:type="spellStart"/>
-      <w:r>
-        <w:t>Kotlin</w:t>
-      </w:r>
-      <w:proofErr w:type="spellEnd"/>
-      <w:r>
-        <w:t xml:space="preserve"> </w:t>
-      </w:r>
-      <w:proofErr w:type="spellStart"/>
-      <w:r>
-        <w:t>Coroutines</w:t>
-      </w:r>
-      <w:proofErr w:type="spellEnd"/>
-    </w:p>
-    <w:p>
-      <w:r>
-        <w:t xml:space="preserve">Para la simulación del mercado bursátil en tiempo real se ha empleado el uso de </w:t>
-      </w:r>
-      <w:proofErr w:type="spellStart"/>
+        <w:t>Capa de datos (Data)</w:t>
+      </w:r>
+      <w:r>
+        <w:br/>
+        <w:t>Es responsable de la gestión de la simulación del mercado y de la persistencia de la información. En esta capa se implementan los repositorios y servicios que proporcionan los datos necesarios a la capa de dominio, así como los mecanismos de almacenamiento y recuperación del estado de la aplicación.</w:t>
+      </w:r>
+    </w:p>
+    <w:p>
+      <w:r>
+        <w:t>Esta separación permite que cada capa evolucione de forma independiente, reduciendo el acoplamiento y mejorando la claridad del diseño.</w:t>
+      </w:r>
+    </w:p>
+    <w:p>
+      <w:pPr>
+        <w:pStyle w:val="Ttulo2"/>
+      </w:pPr>
+      <w:bookmarkStart w:id="3" w:name="_Toc218507402"/>
+      <w:r>
+        <w:t>Flujo de datos y comunicación entre capas</w:t>
+      </w:r>
+      <w:bookmarkEnd w:id="3"/>
+    </w:p>
+    <w:p>
+      <w:r>
+        <w:t>La comunicación entre capas sigue un flujo unidireccional, en el que la interfaz de usuario solicita información a través de modelos intermedios y recibe los cambios de estado de forma reactiva. La lógica de negocio no depende directamente de la interfaz, lo que facilita la reutilización del código común en diferentes plataformas.</w:t>
+      </w:r>
+    </w:p>
+    <w:p>
+      <w:r>
+        <w:t>El estado de la aplicación se gestiona mediante flujos reactivos, lo que permite que cualquier cambio en los datos del mercado, el portfolio o las alertas se refleje automáticamente en la interfaz gráfica sin necesidad de intervención manual.</w:t>
+      </w:r>
+    </w:p>
+    <w:p>
+      <w:pPr>
+        <w:pStyle w:val="Ttulo2"/>
+      </w:pPr>
+      <w:bookmarkStart w:id="4" w:name="_Toc218507403"/>
+      <w:r>
+        <w:lastRenderedPageBreak/>
+        <w:t>Concurrencia y ejecución en paralelo</w:t>
+      </w:r>
+      <w:bookmarkEnd w:id="4"/>
+    </w:p>
+    <w:p>
+      <w:r>
+        <w:t>Uno de los aspectos clave del diseño de la arquitectura es la gestión de la concurrencia. La simulación del mercado bursátil se basa en la ejecución simultánea de múltiples tareas, donde cada acción puede actualizar su precio de manera independiente.</w:t>
+      </w:r>
+    </w:p>
+    <w:p>
+      <w:r>
+        <w:t xml:space="preserve">Para ello, se utilizan </w:t>
+      </w:r>
       <w:r>
         <w:rPr>
           <w:b/>
@@ -4065,527 +4271,32 @@
         </w:rPr>
         <w:t>corrutinas</w:t>
       </w:r>
-      <w:proofErr w:type="spellEnd"/>
+      <w:r>
+        <w:t>, que permiten ejecutar procesos concurrentes de forma eficiente y segura, evitando bloqueos en la interfaz de usuario. Este enfoque es especialmente adecuado para simular entornos en tiempo real y cumple con los requisitos del módulo de Programación de Servicios y Procesos.</w:t>
+      </w:r>
+    </w:p>
+    <w:p/>
+    <w:p>
+      <w:pPr>
+        <w:pStyle w:val="Ttulo2"/>
+      </w:pPr>
+      <w:bookmarkStart w:id="5" w:name="_Toc218507404"/>
+      <w:r>
+        <w:t>Arquitectura multiplataforma</w:t>
+      </w:r>
+      <w:bookmarkEnd w:id="5"/>
+    </w:p>
+    <w:p>
+      <w:r>
+        <w:t xml:space="preserve">Gracias al uso de </w:t>
+      </w:r>
       <w:r>
         <w:rPr>
           <w:b/>
           <w:bCs/>
         </w:rPr>
-        <w:t xml:space="preserve"> de </w:t>
-      </w:r>
-      <w:proofErr w:type="spellStart"/>
-      <w:r>
-        <w:rPr>
-          <w:b/>
-          <w:bCs/>
-        </w:rPr>
-        <w:t>Kotlin</w:t>
-      </w:r>
-      <w:proofErr w:type="spellEnd"/>
-      <w:r>
-        <w:t>, lo que permite ejecutar tareas concurrentes de forma eficiente y segura. Cada acción del mercado se actualiza de manera independiente, simulando un entorno realista en el que múltiples precios cambian simultáneamente sin bloquear la interfaz de usuario.</w:t>
-      </w:r>
-    </w:p>
-    <w:p>
-      <w:proofErr w:type="spellStart"/>
-      <w:r>
-        <w:t>Gradle</w:t>
-      </w:r>
-      <w:proofErr w:type="spellEnd"/>
-      <w:r>
-        <w:t xml:space="preserve"> con </w:t>
-      </w:r>
-      <w:proofErr w:type="spellStart"/>
-      <w:r>
-        <w:t>Kotlin</w:t>
-      </w:r>
-      <w:proofErr w:type="spellEnd"/>
-      <w:r>
-        <w:t xml:space="preserve"> DSL</w:t>
-      </w:r>
-    </w:p>
-    <w:p>
-      <w:r>
-        <w:t xml:space="preserve">La gestión del proyecto y sus dependencias se ha realizado mediante </w:t>
-      </w:r>
-      <w:proofErr w:type="spellStart"/>
-      <w:r>
-        <w:rPr>
-          <w:b/>
-          <w:bCs/>
-        </w:rPr>
-        <w:t>Gradle</w:t>
-      </w:r>
-      <w:proofErr w:type="spellEnd"/>
-      <w:r>
-        <w:t xml:space="preserve">, utilizando </w:t>
-      </w:r>
-      <w:proofErr w:type="spellStart"/>
-      <w:r>
-        <w:rPr>
-          <w:b/>
-          <w:bCs/>
-        </w:rPr>
-        <w:t>Kotlin</w:t>
-      </w:r>
-      <w:proofErr w:type="spellEnd"/>
-      <w:r>
-        <w:rPr>
-          <w:b/>
-          <w:bCs/>
-        </w:rPr>
-        <w:t xml:space="preserve"> DSL</w:t>
-      </w:r>
-      <w:r>
-        <w:t xml:space="preserve"> para la configuración de los archivos de construcción. Esta elección proporciona una mayor claridad en la definición de módulos, dependencias y configuraciones específicas de cada plataforma, además de una mejor integración con </w:t>
-      </w:r>
-      <w:proofErr w:type="spellStart"/>
-      <w:r>
-        <w:t>Kotlin</w:t>
-      </w:r>
-      <w:proofErr w:type="spellEnd"/>
-      <w:r>
-        <w:t xml:space="preserve"> </w:t>
-      </w:r>
-      <w:proofErr w:type="spellStart"/>
-      <w:r>
-        <w:t>Multiplatform</w:t>
-      </w:r>
-      <w:proofErr w:type="spellEnd"/>
-      <w:r>
-        <w:t>.</w:t>
-      </w:r>
-    </w:p>
-    <w:p>
-      <w:r>
-        <w:t>Android SDK</w:t>
-      </w:r>
-    </w:p>
-    <w:p>
-      <w:r>
-        <w:t xml:space="preserve">Para la versión móvil de la aplicación se ha utilizado el </w:t>
-      </w:r>
-      <w:r>
-        <w:rPr>
-          <w:b/>
-          <w:bCs/>
-        </w:rPr>
-        <w:t>Android SDK</w:t>
-      </w:r>
-      <w:r>
-        <w:t>, permitiendo ejecutar la aplicación en dispositivos Android compatibles. Se han integrado los componentes necesarios para la correcta ejecución de la interfaz, la gestión del ciclo de vida y la compatibilidad con las versiones actuales del sistema operativo.</w:t>
-      </w:r>
-    </w:p>
-    <w:p>
-      <w:r>
-        <w:t>Serialización de datos</w:t>
-      </w:r>
-    </w:p>
-    <w:p>
-      <w:r>
-        <w:lastRenderedPageBreak/>
-        <w:t xml:space="preserve">El proyecto hace uso de </w:t>
-      </w:r>
-      <w:proofErr w:type="spellStart"/>
-      <w:proofErr w:type="gramStart"/>
-      <w:r>
-        <w:rPr>
-          <w:b/>
-          <w:bCs/>
-        </w:rPr>
-        <w:t>kotlinx.serialization</w:t>
-      </w:r>
-      <w:proofErr w:type="spellEnd"/>
-      <w:proofErr w:type="gramEnd"/>
-      <w:r>
-        <w:t xml:space="preserve"> para la gestión y persistencia de datos en formato </w:t>
-      </w:r>
-      <w:r>
-        <w:rPr>
-          <w:b/>
-          <w:bCs/>
-        </w:rPr>
-        <w:t>JSON</w:t>
-      </w:r>
-      <w:r>
-        <w:t xml:space="preserve">, facilitando el almacenamiento y la recuperación de información relacionada con el estado del portfolio y otras estructuras del sistema. Esta tecnología permite una serialización segura y multiplataforma, coherente con el enfoque de </w:t>
-      </w:r>
-      <w:proofErr w:type="spellStart"/>
-      <w:r>
-        <w:t>Kotlin</w:t>
-      </w:r>
-      <w:proofErr w:type="spellEnd"/>
-      <w:r>
-        <w:t xml:space="preserve"> </w:t>
-      </w:r>
-      <w:proofErr w:type="spellStart"/>
-      <w:r>
-        <w:t>Multiplatform</w:t>
-      </w:r>
-      <w:proofErr w:type="spellEnd"/>
-      <w:r>
-        <w:t>.</w:t>
-      </w:r>
-    </w:p>
-    <w:p/>
-    <w:p/>
-    <w:p>
-      <w:r>
-        <w:br w:type="page"/>
-      </w:r>
-    </w:p>
-    <w:p>
-      <w:pPr>
-        <w:pStyle w:val="Ttulo1"/>
-      </w:pPr>
-      <w:bookmarkStart w:id="1" w:name="_Toc218507400"/>
-      <w:r>
-        <w:lastRenderedPageBreak/>
-        <w:t>Diseño de arquitectura:</w:t>
-      </w:r>
-      <w:bookmarkEnd w:id="1"/>
-    </w:p>
-    <w:p>
-      <w:r>
-        <w:t xml:space="preserve">La aplicación </w:t>
-      </w:r>
-      <w:proofErr w:type="spellStart"/>
-      <w:r>
-        <w:rPr>
-          <w:b/>
-          <w:bCs/>
-        </w:rPr>
-        <w:t>BolsaCotarelo</w:t>
-      </w:r>
-      <w:proofErr w:type="spellEnd"/>
-      <w:r>
-        <w:rPr>
-          <w:b/>
-          <w:bCs/>
-        </w:rPr>
-        <w:t xml:space="preserve"> – Simulador de Mercado Bursátil en Tiempo Real</w:t>
-      </w:r>
-      <w:r>
-        <w:t xml:space="preserve"> ha sido diseñada siguiendo una arquitectura modular y desacoplada, con el objetivo de facilitar el mantenimiento, la escalabilidad y la reutilización del código en un entorno multiplataforma. Para ello, se ha adoptado un enfoque basado en la separación por capas, inspirado en los principios de la </w:t>
-      </w:r>
-      <w:r>
-        <w:rPr>
-          <w:b/>
-          <w:bCs/>
-        </w:rPr>
-        <w:t>arquitectura limpia (</w:t>
-      </w:r>
-      <w:proofErr w:type="spellStart"/>
-      <w:r>
-        <w:rPr>
-          <w:b/>
-          <w:bCs/>
-        </w:rPr>
-        <w:t>Clean</w:t>
-      </w:r>
-      <w:proofErr w:type="spellEnd"/>
-      <w:r>
-        <w:rPr>
-          <w:b/>
-          <w:bCs/>
-        </w:rPr>
-        <w:t xml:space="preserve"> </w:t>
-      </w:r>
-      <w:proofErr w:type="spellStart"/>
-      <w:r>
-        <w:rPr>
-          <w:b/>
-          <w:bCs/>
-        </w:rPr>
-        <w:t>Architecture</w:t>
-      </w:r>
-      <w:proofErr w:type="spellEnd"/>
-      <w:r>
-        <w:rPr>
-          <w:b/>
-          <w:bCs/>
-        </w:rPr>
-        <w:t>)</w:t>
-      </w:r>
-      <w:r>
-        <w:t xml:space="preserve"> y el patrón </w:t>
-      </w:r>
-      <w:r>
-        <w:rPr>
-          <w:b/>
-          <w:bCs/>
-        </w:rPr>
-        <w:t>MVVM</w:t>
-      </w:r>
-      <w:r>
-        <w:t>.</w:t>
-      </w:r>
-    </w:p>
-    <w:p>
-      <w:pPr>
-        <w:pStyle w:val="Ttulo2"/>
-      </w:pPr>
-      <w:bookmarkStart w:id="2" w:name="_Toc218507401"/>
-      <w:r>
-        <w:t>Estructura por capas</w:t>
-      </w:r>
-      <w:bookmarkEnd w:id="2"/>
-    </w:p>
-    <w:p>
-      <w:r>
-        <w:t>El sistema se organiza en distintas capas, cada una con responsabilidades claramente definidas:</w:t>
-      </w:r>
-    </w:p>
-    <w:p>
-      <w:pPr>
-        <w:pStyle w:val="Prrafodelista"/>
-        <w:numPr>
-          <w:ilvl w:val="0"/>
-          <w:numId w:val="3"/>
-        </w:numPr>
-      </w:pPr>
-      <w:r>
-        <w:rPr>
-          <w:b/>
-          <w:bCs/>
-        </w:rPr>
-        <w:t>Capa de presentación (</w:t>
-      </w:r>
-      <w:proofErr w:type="spellStart"/>
-      <w:r>
-        <w:rPr>
-          <w:b/>
-          <w:bCs/>
-        </w:rPr>
-        <w:t>Presentation</w:t>
-      </w:r>
-      <w:proofErr w:type="spellEnd"/>
-      <w:r>
-        <w:rPr>
-          <w:b/>
-          <w:bCs/>
-        </w:rPr>
-        <w:t>)</w:t>
-      </w:r>
-      <w:r>
-        <w:br/>
-        <w:t xml:space="preserve">Es la encargada de la interfaz de usuario y la interacción con el usuario final. Está implementada mediante </w:t>
-      </w:r>
-      <w:proofErr w:type="spellStart"/>
-      <w:r>
-        <w:rPr>
-          <w:b/>
-          <w:bCs/>
-        </w:rPr>
-        <w:t>Jetpack</w:t>
-      </w:r>
-      <w:proofErr w:type="spellEnd"/>
-      <w:r>
-        <w:rPr>
-          <w:b/>
-          <w:bCs/>
-        </w:rPr>
-        <w:t xml:space="preserve"> </w:t>
-      </w:r>
-      <w:proofErr w:type="spellStart"/>
-      <w:r>
-        <w:rPr>
-          <w:b/>
-          <w:bCs/>
-        </w:rPr>
-        <w:t>Compose</w:t>
-      </w:r>
-      <w:proofErr w:type="spellEnd"/>
-      <w:r>
-        <w:rPr>
-          <w:b/>
-          <w:bCs/>
-        </w:rPr>
-        <w:t xml:space="preserve"> / </w:t>
-      </w:r>
-      <w:proofErr w:type="spellStart"/>
-      <w:r>
-        <w:rPr>
-          <w:b/>
-          <w:bCs/>
-        </w:rPr>
-        <w:t>Compose</w:t>
-      </w:r>
-      <w:proofErr w:type="spellEnd"/>
-      <w:r>
-        <w:rPr>
-          <w:b/>
-          <w:bCs/>
-        </w:rPr>
-        <w:t xml:space="preserve"> </w:t>
-      </w:r>
-      <w:proofErr w:type="spellStart"/>
-      <w:r>
-        <w:rPr>
-          <w:b/>
-          <w:bCs/>
-        </w:rPr>
-        <w:t>Multiplatform</w:t>
-      </w:r>
-      <w:proofErr w:type="spellEnd"/>
-      <w:r>
-        <w:t>, utilizando componentes declarativos que reaccionan automáticamente a los cambios de estado. Esta capa no contiene lógica de negocio, sino que delega dicha responsabilidad en las capas inferiores.</w:t>
-      </w:r>
-    </w:p>
-    <w:p>
-      <w:pPr>
-        <w:pStyle w:val="Prrafodelista"/>
-        <w:numPr>
-          <w:ilvl w:val="0"/>
-          <w:numId w:val="3"/>
-        </w:numPr>
-      </w:pPr>
-      <w:r>
-        <w:rPr>
-          <w:b/>
-          <w:bCs/>
-        </w:rPr>
-        <w:t>Capa de dominio (</w:t>
-      </w:r>
-      <w:proofErr w:type="spellStart"/>
-      <w:r>
-        <w:rPr>
-          <w:b/>
-          <w:bCs/>
-        </w:rPr>
-        <w:t>Domain</w:t>
-      </w:r>
-      <w:proofErr w:type="spellEnd"/>
-      <w:r>
-        <w:rPr>
-          <w:b/>
-          <w:bCs/>
-        </w:rPr>
-        <w:t>)</w:t>
-      </w:r>
-      <w:r>
-        <w:br/>
-        <w:t>Contiene la lógica de negocio principal de la aplicación. En esta capa se definen los modelos fundamentales del sistema, como las acciones, el portfolio del usuario y las reglas de alertas. Asimismo, se incluyen las operaciones que gobiernan el comportamiento del mercado simulado, manteniendo la independencia respecto a la plataforma o la interfaz gráfica.</w:t>
-      </w:r>
-    </w:p>
-    <w:p>
-      <w:pPr>
-        <w:pStyle w:val="Prrafodelista"/>
-        <w:numPr>
-          <w:ilvl w:val="0"/>
-          <w:numId w:val="3"/>
-        </w:numPr>
-      </w:pPr>
-      <w:r>
-        <w:rPr>
-          <w:b/>
-          <w:bCs/>
-        </w:rPr>
-        <w:t>Capa de datos (Data)</w:t>
-      </w:r>
-      <w:r>
-        <w:br/>
-        <w:t>Es responsable de la gestión de la simulación del mercado y de la persistencia de la información. En esta capa se implementan los repositorios y servicios que proporcionan los datos necesarios a la capa de dominio, así como los mecanismos de almacenamiento y recuperación del estado de la aplicación.</w:t>
-      </w:r>
-    </w:p>
-    <w:p>
-      <w:r>
-        <w:t>Esta separación permite que cada capa evolucione de forma independiente, reduciendo el acoplamiento y mejorando la claridad del diseño.</w:t>
-      </w:r>
-    </w:p>
-    <w:p>
-      <w:pPr>
-        <w:pStyle w:val="Ttulo2"/>
-      </w:pPr>
-      <w:bookmarkStart w:id="3" w:name="_Toc218507402"/>
-      <w:r>
-        <w:t>Flujo de datos y comunicación entre capas</w:t>
-      </w:r>
-      <w:bookmarkEnd w:id="3"/>
-    </w:p>
-    <w:p>
-      <w:r>
-        <w:t>La comunicación entre capas sigue un flujo unidireccional, en el que la interfaz de usuario solicita información a través de modelos intermedios y recibe los cambios de estado de forma reactiva. La lógica de negocio no depende directamente de la interfaz, lo que facilita la reutilización del código común en diferentes plataformas.</w:t>
-      </w:r>
-    </w:p>
-    <w:p>
-      <w:r>
-        <w:t>El estado de la aplicación se gestiona mediante flujos reactivos, lo que permite que cualquier cambio en los datos del mercado, el portfolio o las alertas se refleje automáticamente en la interfaz gráfica sin necesidad de intervención manual.</w:t>
-      </w:r>
-    </w:p>
-    <w:p>
-      <w:pPr>
-        <w:pStyle w:val="Ttulo2"/>
-      </w:pPr>
-      <w:bookmarkStart w:id="4" w:name="_Toc218507403"/>
-      <w:r>
-        <w:lastRenderedPageBreak/>
-        <w:t>Concurrencia y ejecución en paralelo</w:t>
-      </w:r>
-      <w:bookmarkEnd w:id="4"/>
-    </w:p>
-    <w:p>
-      <w:r>
-        <w:t>Uno de los aspectos clave del diseño de la arquitectura es la gestión de la concurrencia. La simulación del mercado bursátil se basa en la ejecución simultánea de múltiples tareas, donde cada acción puede actualizar su precio de manera independiente.</w:t>
-      </w:r>
-    </w:p>
-    <w:p>
-      <w:r>
-        <w:t xml:space="preserve">Para ello, se utilizan </w:t>
-      </w:r>
-      <w:proofErr w:type="spellStart"/>
-      <w:r>
-        <w:rPr>
-          <w:b/>
-          <w:bCs/>
-        </w:rPr>
-        <w:t>corrutinas</w:t>
-      </w:r>
-      <w:proofErr w:type="spellEnd"/>
-      <w:r>
-        <w:t>, que permiten ejecutar procesos concurrentes de forma eficiente y segura, evitando bloqueos en la interfaz de usuario. Este enfoque es especialmente adecuado para simular entornos en tiempo real y cumple con los requisitos del módulo de Programación de Servicios y Procesos.</w:t>
-      </w:r>
-    </w:p>
-    <w:p/>
-    <w:p>
-      <w:pPr>
-        <w:pStyle w:val="Ttulo2"/>
-      </w:pPr>
-      <w:bookmarkStart w:id="5" w:name="_Toc218507404"/>
-      <w:r>
-        <w:t>Arquitectura multiplataforma</w:t>
-      </w:r>
-      <w:bookmarkEnd w:id="5"/>
-    </w:p>
-    <w:p>
-      <w:r>
-        <w:t xml:space="preserve">Gracias al uso de </w:t>
-      </w:r>
-      <w:proofErr w:type="spellStart"/>
-      <w:r>
-        <w:rPr>
-          <w:b/>
-          <w:bCs/>
-        </w:rPr>
-        <w:t>Kotlin</w:t>
-      </w:r>
-      <w:proofErr w:type="spellEnd"/>
-      <w:r>
-        <w:rPr>
-          <w:b/>
-          <w:bCs/>
-        </w:rPr>
-        <w:t xml:space="preserve"> </w:t>
-      </w:r>
-      <w:proofErr w:type="spellStart"/>
-      <w:r>
-        <w:rPr>
-          <w:b/>
-          <w:bCs/>
-        </w:rPr>
-        <w:t>Multiplatform</w:t>
-      </w:r>
-      <w:proofErr w:type="spellEnd"/>
+        <w:t>Kotlin Multiplatform</w:t>
+      </w:r>
       <w:r>
         <w:t>, la arquitectura del sistema permite compartir la mayor parte de la lógica entre las versiones Android y Escritorio. La capa común contiene la lógica de negocio y la simulación del mercado, mientras que las capas específicas de cada plataforma se encargan de la integración con el sistema operativo correspondiente.</w:t>
       </w:r>
@@ -4646,15 +4357,7 @@
     </w:p>
     <w:p>
       <w:r>
-        <w:t xml:space="preserve">Estas actualizaciones se ejecutan de forma concurrente mediante el uso de </w:t>
-      </w:r>
-      <w:proofErr w:type="spellStart"/>
-      <w:r>
-        <w:t>corrutinas</w:t>
-      </w:r>
-      <w:proofErr w:type="spellEnd"/>
-      <w:r>
-        <w:t>, permitiendo que múltiples acciones modifiquen su precio de manera independiente y simultánea sin afectar al rendimiento general de la aplicación. De esta forma, el usuario puede observar cambios de precios en tiempo real, lo que aporta dinamismo y realismo a la simulación.</w:t>
+        <w:t>Estas actualizaciones se ejecutan de forma concurrente mediante el uso de corrutinas, permitiendo que múltiples acciones modifiquen su precio de manera independiente y simultánea sin afectar al rendimiento general de la aplicación. De esta forma, el usuario puede observar cambios de precios en tiempo real, lo que aporta dinamismo y realismo a la simulación.</w:t>
       </w:r>
     </w:p>
     <w:p>
@@ -4757,15 +4460,7 @@
       </w:r>
       <w:proofErr w:type="spellEnd"/>
       <w:r>
-        <w:t xml:space="preserve"> </w:t>
-      </w:r>
-      <w:proofErr w:type="spellStart"/>
-      <w:r>
-        <w:t>Compose</w:t>
-      </w:r>
-      <w:proofErr w:type="spellEnd"/>
-      <w:r>
-        <w:t>.</w:t>
+        <w:t xml:space="preserve"> Compose.</w:t>
       </w:r>
     </w:p>
     <w:p>
@@ -5099,23 +4794,7 @@
     </w:p>
     <w:p>
       <w:r>
-        <w:t xml:space="preserve">La aplicación incluye mecanismos para la persistencia de datos, lo que permite conservar información relevante entre ejecuciones, como el estado del portfolio o las configuraciones de alertas. Los datos se almacenan utilizando formatos de serialización compatibles con </w:t>
-      </w:r>
-      <w:proofErr w:type="spellStart"/>
-      <w:r>
-        <w:t>Kotlin</w:t>
-      </w:r>
-      <w:proofErr w:type="spellEnd"/>
-      <w:r>
-        <w:t xml:space="preserve"> </w:t>
-      </w:r>
-      <w:proofErr w:type="spellStart"/>
-      <w:r>
-        <w:t>Multiplatform</w:t>
-      </w:r>
-      <w:proofErr w:type="spellEnd"/>
-      <w:r>
-        <w:t>, garantizando su correcta recuperación tanto en la versión Android como en la versión de escritorio.</w:t>
+        <w:t>La aplicación incluye mecanismos para la persistencia de datos, lo que permite conservar información relevante entre ejecuciones, como el estado del portfolio o las configuraciones de alertas. Los datos se almacenan utilizando formatos de serialización compatibles con Kotlin Multiplatform, garantizando su correcta recuperación tanto en la versión Android como en la versión de escritorio.</w:t>
       </w:r>
     </w:p>
     <w:p>
@@ -5975,23 +5654,13 @@
           <w:numId w:val="84"/>
         </w:numPr>
       </w:pPr>
-      <w:proofErr w:type="spellStart"/>
       <w:r>
         <w:rPr>
           <w:rStyle w:val="Textoennegrita"/>
           <w:b w:val="0"/>
           <w:bCs w:val="0"/>
         </w:rPr>
-        <w:t>Export</w:t>
-      </w:r>
-      <w:proofErr w:type="spellEnd"/>
-      <w:r>
-        <w:rPr>
-          <w:rStyle w:val="Textoennegrita"/>
-          <w:b w:val="0"/>
-          <w:bCs w:val="0"/>
-        </w:rPr>
-        <w:t xml:space="preserve"> CSV</w:t>
+        <w:t>Export CSV</w:t>
       </w:r>
       <w:r>
         <w:t>.</w:t>
@@ -6226,13 +5895,8 @@
           <w:numId w:val="89"/>
         </w:numPr>
       </w:pPr>
-      <w:proofErr w:type="spellStart"/>
-      <w:r>
-        <w:t>Ticker</w:t>
-      </w:r>
-      <w:proofErr w:type="spellEnd"/>
-      <w:r>
-        <w:t xml:space="preserve"> seleccionado.</w:t>
+      <w:r>
+        <w:t>Ticker seleccionado.</w:t>
       </w:r>
     </w:p>
     <w:p>
@@ -7056,31 +6720,13 @@
       <w:r>
         <w:t xml:space="preserve">Con el objetivo de verificar el correcto funcionamiento de la aplicación y demostrar la integración de pruebas automatizadas en un proyecto </w:t>
       </w:r>
-      <w:proofErr w:type="spellStart"/>
       <w:r>
         <w:rPr>
           <w:b/>
           <w:bCs/>
         </w:rPr>
-        <w:t>Kotlin</w:t>
-      </w:r>
-      <w:proofErr w:type="spellEnd"/>
-      <w:r>
-        <w:rPr>
-          <w:b/>
-          <w:bCs/>
-        </w:rPr>
-        <w:t xml:space="preserve"> </w:t>
-      </w:r>
-      <w:proofErr w:type="spellStart"/>
-      <w:r>
-        <w:rPr>
-          <w:b/>
-          <w:bCs/>
-        </w:rPr>
-        <w:t>Multiplatform</w:t>
-      </w:r>
-      <w:proofErr w:type="spellEnd"/>
+        <w:t>Kotlin Multiplatform</w:t>
+      </w:r>
       <w:r>
         <w:t xml:space="preserve">, se han implementado una serie de </w:t>
       </w:r>
@@ -7136,17 +6782,8 @@
     </w:p>
     <w:p>
       <w:r>
-        <w:t xml:space="preserve">Las pruebas se han desarrollado utilizando el </w:t>
-      </w:r>
-      <w:proofErr w:type="spellStart"/>
-      <w:r>
-        <w:t>framework</w:t>
-      </w:r>
-      <w:proofErr w:type="spellEnd"/>
-      <w:r>
-        <w:t xml:space="preserve"> estándar </w:t>
-      </w:r>
-      <w:proofErr w:type="spellStart"/>
+        <w:t xml:space="preserve">Las pruebas se han desarrollado utilizando el framework estándar </w:t>
+      </w:r>
       <w:r>
         <w:rPr>
           <w:b/>
@@ -7154,11 +6791,9 @@
         </w:rPr>
         <w:t>kotlin.test</w:t>
       </w:r>
-      <w:proofErr w:type="spellEnd"/>
       <w:r>
         <w:t xml:space="preserve"> y se han ubicado en el </w:t>
       </w:r>
-      <w:proofErr w:type="spellStart"/>
       <w:r>
         <w:rPr>
           <w:i/>
@@ -7166,11 +6801,9 @@
         </w:rPr>
         <w:t>sourceSet</w:t>
       </w:r>
-      <w:proofErr w:type="spellEnd"/>
       <w:r>
         <w:t xml:space="preserve"> </w:t>
       </w:r>
-      <w:proofErr w:type="spellStart"/>
       <w:r>
         <w:rPr>
           <w:rFonts w:ascii="Courier New" w:hAnsi="Courier New" w:cs="Courier New"/>
@@ -7179,7 +6812,6 @@
         </w:rPr>
         <w:t>commonTest</w:t>
       </w:r>
-      <w:proofErr w:type="spellEnd"/>
       <w:r>
         <w:t>, garantizando su compatibilidad tanto con la versión Android como con la versión Desktop de la aplicación.</w:t>
       </w:r>
@@ -7642,31 +7274,7 @@
     </w:p>
     <w:p>
       <w:r>
-        <w:t xml:space="preserve">Estas pruebas demuestran la correcta integración de </w:t>
-      </w:r>
-      <w:proofErr w:type="spellStart"/>
-      <w:r>
-        <w:t>testing</w:t>
-      </w:r>
-      <w:proofErr w:type="spellEnd"/>
-      <w:r>
-        <w:t xml:space="preserve"> automatizado en un proyecto </w:t>
-      </w:r>
-      <w:proofErr w:type="spellStart"/>
-      <w:r>
-        <w:t>Kotlin</w:t>
-      </w:r>
-      <w:proofErr w:type="spellEnd"/>
-      <w:r>
-        <w:t xml:space="preserve"> </w:t>
-      </w:r>
-      <w:proofErr w:type="spellStart"/>
-      <w:r>
-        <w:t>Multiplatform</w:t>
-      </w:r>
-      <w:proofErr w:type="spellEnd"/>
-      <w:r>
-        <w:t xml:space="preserve"> y aportan fiabilidad al desarrollo del sistema.</w:t>
+        <w:t>Estas pruebas demuestran la correcta integración de testing automatizado en un proyecto Kotlin Multiplatform y aportan fiabilidad al desarrollo del sistema.</w:t>
       </w:r>
     </w:p>
     <w:p/>
@@ -7785,32 +7393,15 @@
           </w:r>
           <w:proofErr w:type="spellEnd"/>
           <w:r>
-            <w:t xml:space="preserve"> </w:t>
-          </w:r>
-          <w:proofErr w:type="spellStart"/>
-          <w:r>
-            <w:t>Compose</w:t>
-          </w:r>
-          <w:proofErr w:type="spellEnd"/>
-          <w:r>
-            <w:t xml:space="preserve"> Desktop – documentación oficial”, </w:t>
+            <w:t xml:space="preserve"> Compose Desktop – documentación oficial”, </w:t>
           </w:r>
           <w:r>
             <w:rPr>
               <w:i/>
               <w:iCs/>
             </w:rPr>
-            <w:t xml:space="preserve">Android </w:t>
+            <w:t>Android Developers</w:t>
           </w:r>
-          <w:proofErr w:type="spellStart"/>
-          <w:r>
-            <w:rPr>
-              <w:i/>
-              <w:iCs/>
-            </w:rPr>
-            <w:t>Developers</w:t>
-          </w:r>
-          <w:proofErr w:type="spellEnd"/>
           <w:r>
             <w:t xml:space="preserve">. [En línea]. Disponible en: </w:t>
           </w:r>
@@ -7831,23 +7422,7 @@
             </w:rPr>
           </w:pPr>
           <w:r>
-            <w:t xml:space="preserve">[2] </w:t>
-          </w:r>
-          <w:proofErr w:type="spellStart"/>
-          <w:r>
-            <w:t>JetBrains</w:t>
-          </w:r>
-          <w:proofErr w:type="spellEnd"/>
-          <w:r>
-            <w:t>, “</w:t>
-          </w:r>
-          <w:proofErr w:type="spellStart"/>
-          <w:r>
-            <w:t>Kotlin</w:t>
-          </w:r>
-          <w:proofErr w:type="spellEnd"/>
-          <w:r>
-            <w:t xml:space="preserve"> </w:t>
+            <w:t xml:space="preserve">[2] JetBrains, “Kotlin </w:t>
           </w:r>
           <w:proofErr w:type="spellStart"/>
           <w:r>
@@ -7871,21 +7446,7 @@
             <w:rPr>
               <w:lang w:val="en-US"/>
             </w:rPr>
-            <w:t xml:space="preserve">Disponible </w:t>
-          </w:r>
-          <w:proofErr w:type="spellStart"/>
-          <w:r>
-            <w:rPr>
-              <w:lang w:val="en-US"/>
-            </w:rPr>
-            <w:t>en</w:t>
-          </w:r>
-          <w:proofErr w:type="spellEnd"/>
-          <w:r>
-            <w:rPr>
-              <w:lang w:val="en-US"/>
-            </w:rPr>
-            <w:t xml:space="preserve">: </w:t>
+            <w:t xml:space="preserve">Disponible en: </w:t>
           </w:r>
           <w:hyperlink r:id="rId19" w:tgtFrame="_new" w:history="1">
             <w:r>
@@ -7990,7 +7551,6 @@
       <w:r>
         <w:t xml:space="preserve">Durante el desarrollo del proyecto se ha utilizado la herramienta de inteligencia artificial </w:t>
       </w:r>
-      <w:proofErr w:type="spellStart"/>
       <w:r>
         <w:rPr>
           <w:b/>
@@ -7998,7 +7558,6 @@
         </w:rPr>
         <w:t>ChatGPT</w:t>
       </w:r>
-      <w:proofErr w:type="spellEnd"/>
       <w:r>
         <w:t xml:space="preserve"> como apoyo en tareas de análisis, revisión y mejora del código.</w:t>
       </w:r>
@@ -8032,23 +7591,7 @@
         </w:numPr>
       </w:pPr>
       <w:r>
-        <w:t xml:space="preserve">Análisis de la estructura del proyecto </w:t>
-      </w:r>
-      <w:proofErr w:type="spellStart"/>
-      <w:r>
-        <w:t>Kotlin</w:t>
-      </w:r>
-      <w:proofErr w:type="spellEnd"/>
-      <w:r>
-        <w:t xml:space="preserve"> </w:t>
-      </w:r>
-      <w:proofErr w:type="spellStart"/>
-      <w:r>
-        <w:t>Multiplatform</w:t>
-      </w:r>
-      <w:proofErr w:type="spellEnd"/>
-      <w:r>
-        <w:t>.</w:t>
+        <w:t>Análisis de la estructura del proyecto Kotlin Multiplatform.</w:t>
       </w:r>
     </w:p>
     <w:p>
@@ -8166,44 +7709,12 @@
           <w:b/>
           <w:bCs/>
         </w:rPr>
-        <w:t>Usuario (</w:t>
-      </w:r>
-      <w:proofErr w:type="spellStart"/>
-      <w:r>
-        <w:rPr>
-          <w:b/>
-          <w:bCs/>
-        </w:rPr>
-        <w:t>Prompt</w:t>
-      </w:r>
-      <w:proofErr w:type="spellEnd"/>
-      <w:r>
-        <w:rPr>
-          <w:b/>
-          <w:bCs/>
-        </w:rPr>
-        <w:t>):</w:t>
-      </w:r>
-    </w:p>
-    <w:p>
-      <w:r>
-        <w:t xml:space="preserve">Vamos a empezar el proyecto del simulador de mercado bursátil en </w:t>
-      </w:r>
-      <w:proofErr w:type="spellStart"/>
-      <w:r>
-        <w:t>Kotlin</w:t>
-      </w:r>
-      <w:proofErr w:type="spellEnd"/>
-      <w:r>
-        <w:t xml:space="preserve"> </w:t>
-      </w:r>
-      <w:proofErr w:type="spellStart"/>
-      <w:r>
-        <w:t>Multiplatform</w:t>
-      </w:r>
-      <w:proofErr w:type="spellEnd"/>
-      <w:r>
-        <w:t>.</w:t>
+        <w:t>Usuario (Prompt):</w:t>
+      </w:r>
+    </w:p>
+    <w:p>
+      <w:r>
+        <w:t>Vamos a empezar el proyecto del simulador de mercado bursátil en Kotlin Multiplatform.</w:t>
       </w:r>
       <w:r>
         <w:br/>
@@ -8225,23 +7736,7 @@
     </w:p>
     <w:p>
       <w:r>
-        <w:t xml:space="preserve">Para un proyecto </w:t>
-      </w:r>
-      <w:proofErr w:type="spellStart"/>
-      <w:r>
-        <w:t>Kotlin</w:t>
-      </w:r>
-      <w:proofErr w:type="spellEnd"/>
-      <w:r>
-        <w:t xml:space="preserve"> </w:t>
-      </w:r>
-      <w:proofErr w:type="spellStart"/>
-      <w:r>
-        <w:t>Multiplatform</w:t>
-      </w:r>
-      <w:proofErr w:type="spellEnd"/>
-      <w:r>
-        <w:t xml:space="preserve"> es recomendable:</w:t>
+        <w:t>Para un proyecto Kotlin Multiplatform es recomendable:</w:t>
       </w:r>
     </w:p>
     <w:p>
@@ -8271,15 +7766,7 @@
         </w:numPr>
       </w:pPr>
       <w:r>
-        <w:t xml:space="preserve">Separar la lógica de negocio en paquetes como </w:t>
-      </w:r>
-      <w:proofErr w:type="spellStart"/>
-      <w:r>
-        <w:t>domain</w:t>
-      </w:r>
-      <w:proofErr w:type="spellEnd"/>
-      <w:r>
-        <w:t xml:space="preserve"> y data.</w:t>
+        <w:t>Separar la lógica de negocio en paquetes como domain y data.</w:t>
       </w:r>
     </w:p>
     <w:p>
@@ -8306,15 +7793,7 @@
     </w:p>
     <w:p>
       <w:r>
-        <w:t xml:space="preserve">Esta estructura facilita el mantenimiento, el </w:t>
-      </w:r>
-      <w:proofErr w:type="spellStart"/>
-      <w:r>
-        <w:t>testing</w:t>
-      </w:r>
-      <w:proofErr w:type="spellEnd"/>
-      <w:r>
-        <w:t xml:space="preserve"> y evita dependencias directas entre UI y lógica.</w:t>
+        <w:t>Esta estructura facilita el mantenimiento, el testing y evita dependencias directas entre UI y lógica.</w:t>
       </w:r>
     </w:p>
     <w:p>
@@ -8334,48 +7813,16 @@
           <w:b/>
           <w:bCs/>
         </w:rPr>
-        <w:t>Usuario (</w:t>
-      </w:r>
-      <w:proofErr w:type="spellStart"/>
-      <w:r>
-        <w:rPr>
-          <w:b/>
-          <w:bCs/>
-        </w:rPr>
-        <w:t>Prompt</w:t>
-      </w:r>
-      <w:proofErr w:type="spellEnd"/>
-      <w:r>
-        <w:rPr>
-          <w:b/>
-          <w:bCs/>
-        </w:rPr>
-        <w:t>):</w:t>
-      </w:r>
-    </w:p>
-    <w:p>
-      <w:r>
-        <w:t xml:space="preserve">Tenemos que simular un mercado bursátil en tiempo real, con precios que cambian </w:t>
-      </w:r>
-      <w:proofErr w:type="gramStart"/>
-      <w:r>
-        <w:t>cada pocos segundos</w:t>
-      </w:r>
-      <w:proofErr w:type="gramEnd"/>
-      <w:r>
-        <w:t>.</w:t>
+        <w:t>Usuario (Prompt):</w:t>
+      </w:r>
+    </w:p>
+    <w:p>
+      <w:r>
+        <w:t>Tenemos que simular un mercado bursátil en tiempo real, con precios que cambian cada pocos segundos.</w:t>
       </w:r>
       <w:r>
         <w:br/>
-        <w:t xml:space="preserve">Estamos usando </w:t>
-      </w:r>
-      <w:proofErr w:type="spellStart"/>
-      <w:r>
-        <w:t>corrutinas</w:t>
-      </w:r>
-      <w:proofErr w:type="spellEnd"/>
-      <w:r>
-        <w:t xml:space="preserve"> para actualizar los precios.</w:t>
+        <w:t>Estamos usando corrutinas para actualizar los precios.</w:t>
       </w:r>
       <w:r>
         <w:br/>
@@ -8393,15 +7840,7 @@
     </w:p>
     <w:p>
       <w:r>
-        <w:t xml:space="preserve">El uso de </w:t>
-      </w:r>
-      <w:proofErr w:type="spellStart"/>
-      <w:r>
-        <w:t>corrutinas</w:t>
-      </w:r>
-      <w:proofErr w:type="spellEnd"/>
-      <w:r>
-        <w:t xml:space="preserve"> es una muy buena elección.</w:t>
+        <w:t>El uso de corrutinas es una muy buena elección.</w:t>
       </w:r>
     </w:p>
     <w:p>
@@ -8464,23 +7903,7 @@
           <w:b/>
           <w:bCs/>
         </w:rPr>
-        <w:t>Usuario (</w:t>
-      </w:r>
-      <w:proofErr w:type="spellStart"/>
-      <w:r>
-        <w:rPr>
-          <w:b/>
-          <w:bCs/>
-        </w:rPr>
-        <w:t>Prompt</w:t>
-      </w:r>
-      <w:proofErr w:type="spellEnd"/>
-      <w:r>
-        <w:rPr>
-          <w:b/>
-          <w:bCs/>
-        </w:rPr>
-        <w:t>):</w:t>
+        <w:t>Usuario (Prompt):</w:t>
       </w:r>
     </w:p>
     <w:p>
@@ -8571,23 +7994,7 @@
           <w:b/>
           <w:bCs/>
         </w:rPr>
-        <w:t>Usuario (</w:t>
-      </w:r>
-      <w:proofErr w:type="spellStart"/>
-      <w:r>
-        <w:rPr>
-          <w:b/>
-          <w:bCs/>
-        </w:rPr>
-        <w:t>Prompt</w:t>
-      </w:r>
-      <w:proofErr w:type="spellEnd"/>
-      <w:r>
-        <w:rPr>
-          <w:b/>
-          <w:bCs/>
-        </w:rPr>
-        <w:t>):</w:t>
+        <w:t>Usuario (Prompt):</w:t>
       </w:r>
     </w:p>
     <w:p>
@@ -8677,23 +8084,7 @@
           <w:b/>
           <w:bCs/>
         </w:rPr>
-        <w:t>Usuario (</w:t>
-      </w:r>
-      <w:proofErr w:type="spellStart"/>
-      <w:r>
-        <w:rPr>
-          <w:b/>
-          <w:bCs/>
-        </w:rPr>
-        <w:t>Prompt</w:t>
-      </w:r>
-      <w:proofErr w:type="spellEnd"/>
-      <w:r>
-        <w:rPr>
-          <w:b/>
-          <w:bCs/>
-        </w:rPr>
-        <w:t>):</w:t>
+        <w:t>Usuario (Prompt):</w:t>
       </w:r>
     </w:p>
     <w:p>
@@ -8777,23 +8168,7 @@
           <w:b/>
           <w:bCs/>
         </w:rPr>
-        <w:t>Usuario (</w:t>
-      </w:r>
-      <w:proofErr w:type="spellStart"/>
-      <w:r>
-        <w:rPr>
-          <w:b/>
-          <w:bCs/>
-        </w:rPr>
-        <w:t>Prompt</w:t>
-      </w:r>
-      <w:proofErr w:type="spellEnd"/>
-      <w:r>
-        <w:rPr>
-          <w:b/>
-          <w:bCs/>
-        </w:rPr>
-        <w:t>):</w:t>
+        <w:t>Usuario (Prompt):</w:t>
       </w:r>
     </w:p>
     <w:p>
@@ -8897,31 +8272,7 @@
     </w:p>
     <w:p>
       <w:r>
-        <w:t xml:space="preserve">Ubicándolos en </w:t>
-      </w:r>
-      <w:proofErr w:type="spellStart"/>
-      <w:r>
-        <w:t>commonTest</w:t>
-      </w:r>
-      <w:proofErr w:type="spellEnd"/>
-      <w:r>
-        <w:t xml:space="preserve"> y usando </w:t>
-      </w:r>
-      <w:proofErr w:type="spellStart"/>
-      <w:r>
-        <w:t>kotlin.test</w:t>
-      </w:r>
-      <w:proofErr w:type="spellEnd"/>
-      <w:r>
-        <w:t xml:space="preserve">, demuestras integración de </w:t>
-      </w:r>
-      <w:proofErr w:type="spellStart"/>
-      <w:r>
-        <w:t>testing</w:t>
-      </w:r>
-      <w:proofErr w:type="spellEnd"/>
-      <w:r>
-        <w:t>, validación de lógica y comprensión de los conceptos de PSP.</w:t>
+        <w:t>Ubicándolos en commonTest y usando kotlin.test, demuestras integración de testing, validación de lógica y comprensión de los conceptos de PSP.</w:t>
       </w:r>
     </w:p>
     <w:p/>
@@ -8938,10 +8289,6 @@
           <w:ilvl w:val="0"/>
           <w:numId w:val="4"/>
         </w:numPr>
-        <w:rPr>
-          <w:rFonts w:ascii="Times New Roman" w:eastAsia="Times New Roman" w:hAnsi="Times New Roman" w:cs="Times New Roman"/>
-          <w:szCs w:val="24"/>
-        </w:rPr>
       </w:pPr>
       <w:bookmarkStart w:id="31" w:name="_Toc218507430"/>
       <w:r>
@@ -8949,6 +8296,240 @@
         <w:t>Distribución de trabajo Grupal</w:t>
       </w:r>
       <w:bookmarkEnd w:id="31"/>
+    </w:p>
+    <w:p/>
+    <w:p>
+      <w:pPr>
+        <w:pStyle w:val="Ttulo2"/>
+        <w:rPr>
+          <w:rFonts w:eastAsia="Times New Roman"/>
+        </w:rPr>
+      </w:pPr>
+      <w:r>
+        <w:rPr>
+          <w:rFonts w:eastAsia="Times New Roman"/>
+        </w:rPr>
+        <w:t xml:space="preserve">Iván - </w:t>
+      </w:r>
+      <w:r>
+        <w:rPr>
+          <w:rFonts w:eastAsia="Times New Roman"/>
+        </w:rPr>
+        <w:t>Persistencia/JSON, correcciones y parte de UI/gráficos</w:t>
+      </w:r>
+    </w:p>
+    <w:p>
+      <w:pPr>
+        <w:pStyle w:val="NormalWeb"/>
+      </w:pPr>
+      <w:r>
+        <w:t>Iván</w:t>
+      </w:r>
+      <w:r>
+        <w:t xml:space="preserve"> realizó gran parte del trabajo de </w:t>
+      </w:r>
+      <w:r>
+        <w:rPr>
+          <w:rStyle w:val="Textoennegrita"/>
+        </w:rPr>
+        <w:t>mejora y corrección</w:t>
+      </w:r>
+      <w:r>
+        <w:t xml:space="preserve">, especialmente relacionado con </w:t>
+      </w:r>
+      <w:r>
+        <w:rPr>
+          <w:rStyle w:val="Textoennegrita"/>
+        </w:rPr>
+        <w:t>persistencia y guardado en JSON</w:t>
+      </w:r>
+      <w:r>
+        <w:t>, además de aportaciones al motor y a la parte visual/documental. Se refleja en commits como “Persistencia mejorada. Opciones de guardado incluidas”, “BUGS arreglados en Alertas y Guardados de JSON”, además de commits de “Notificaciones arregladas”, “</w:t>
+      </w:r>
+      <w:r>
+        <w:t>Gráficos</w:t>
+      </w:r>
+      <w:r>
+        <w:t xml:space="preserve"> añadidos”, “Clases de </w:t>
+      </w:r>
+      <w:r>
+        <w:t>Presentación</w:t>
+      </w:r>
+      <w:r>
+        <w:t>”, “</w:t>
+      </w:r>
+      <w:r>
+        <w:t>README</w:t>
+      </w:r>
+      <w:r>
+        <w:t xml:space="preserve"> modificado”, y otros ajustes de limpieza</w:t>
+      </w:r>
+      <w:r>
+        <w:t>.</w:t>
+      </w:r>
+    </w:p>
+    <w:p>
+      <w:pPr>
+        <w:pStyle w:val="Ttulo2"/>
+      </w:pPr>
+      <w:r>
+        <w:t>Saúl</w:t>
+      </w:r>
+      <w:r>
+        <w:t xml:space="preserve"> – UI/tema claro, Android y funcionalidades auxiliares</w:t>
+      </w:r>
+    </w:p>
+    <w:p>
+      <w:r>
+        <w:t xml:space="preserve">Saúl </w:t>
+      </w:r>
+      <w:r>
+        <w:t xml:space="preserve">centró su aportación en la parte de </w:t>
+      </w:r>
+      <w:r>
+        <w:rPr>
+          <w:b/>
+          <w:bCs/>
+        </w:rPr>
+        <w:t>interfaz y experiencia visual</w:t>
+      </w:r>
+      <w:r>
+        <w:t xml:space="preserve">, especialmente el </w:t>
+      </w:r>
+      <w:r>
+        <w:rPr>
+          <w:b/>
+          <w:bCs/>
+        </w:rPr>
+        <w:t>modo claro</w:t>
+      </w:r>
+      <w:r>
+        <w:t xml:space="preserve">, además de cambios relacionados con </w:t>
+      </w:r>
+      <w:r>
+        <w:rPr>
+          <w:b/>
+          <w:bCs/>
+        </w:rPr>
+        <w:t>Android</w:t>
+      </w:r>
+      <w:r>
+        <w:t xml:space="preserve"> y funcionalidades auxiliares. Se ve en commits como “Modo Claro creado y notificaciones mejoradas”, “Botones modo claro arreglados”, “Android main y recursos”, y también aportes a componentes del proyecto (“Clases repository subidas”, “Clases Strategy añadidas”).</w:t>
+      </w:r>
+    </w:p>
+    <w:p>
+      <w:pPr>
+        <w:pStyle w:val="Ttulo2"/>
+        <w:rPr>
+          <w:rFonts w:eastAsia="Times New Roman"/>
+        </w:rPr>
+      </w:pPr>
+      <w:r>
+        <w:t xml:space="preserve">Mario </w:t>
+      </w:r>
+      <w:r>
+        <w:t>– Coordinación, base del proyecto, persistencia y pruebas</w:t>
+      </w:r>
+    </w:p>
+    <w:p>
+      <w:r>
+        <w:t xml:space="preserve">Mario </w:t>
+      </w:r>
+      <w:r>
+        <w:t xml:space="preserve">se encargó principalmente de </w:t>
+      </w:r>
+      <w:r>
+        <w:rPr>
+          <w:b/>
+          <w:bCs/>
+        </w:rPr>
+        <w:t>iniciar y estructurar el proyecto</w:t>
+      </w:r>
+      <w:r>
+        <w:t xml:space="preserve">, crear los </w:t>
+      </w:r>
+      <w:r>
+        <w:rPr>
+          <w:b/>
+          <w:bCs/>
+        </w:rPr>
+        <w:t>modelos base</w:t>
+      </w:r>
+      <w:r>
+        <w:t xml:space="preserve"> y avanzar en partes clave del motor, además de tareas de </w:t>
+      </w:r>
+      <w:r>
+        <w:rPr>
+          <w:b/>
+          <w:bCs/>
+        </w:rPr>
+        <w:t>persistencia</w:t>
+      </w:r>
+      <w:r>
+        <w:t xml:space="preserve"> y </w:t>
+      </w:r>
+      <w:r>
+        <w:rPr>
+          <w:b/>
+          <w:bCs/>
+        </w:rPr>
+        <w:t>testing</w:t>
+      </w:r>
+      <w:r>
+        <w:t>. Esto se observa en commits como el arranque del repositorio (“bootstrap project structure”, “estructura”, “Inicio proyecto”), creación de modelos (“Modelos”), avance del motor (“add market simulation engine”) y ajustes de persistencia (“Persistencia a medias”, “Persistencia si se cierra…”) y finalmente un commit dedicado a “Test”</w:t>
+      </w:r>
+      <w:r>
+        <w:t>.</w:t>
+      </w:r>
+    </w:p>
+    <w:p>
+      <w:pPr>
+        <w:pStyle w:val="Ttulo2"/>
+        <w:rPr>
+          <w:rFonts w:eastAsia="Times New Roman"/>
+        </w:rPr>
+      </w:pPr>
+      <w:r>
+        <w:t>Conclusión</w:t>
+      </w:r>
+    </w:p>
+    <w:p>
+      <w:r>
+        <w:t xml:space="preserve">El trabajo se distribuyó de forma equilibrada: </w:t>
+      </w:r>
+      <w:r>
+        <w:rPr>
+          <w:b/>
+          <w:bCs/>
+        </w:rPr>
+        <w:t>Mario</w:t>
+      </w:r>
+      <w:r>
+        <w:t xml:space="preserve"> lideró la creación de la base y coordinación del núcleo (estructura, motor y pruebas), </w:t>
+      </w:r>
+      <w:r>
+        <w:rPr>
+          <w:b/>
+          <w:bCs/>
+        </w:rPr>
+        <w:t>Iván</w:t>
+      </w:r>
+      <w:r>
+        <w:t xml:space="preserve"> reforzó la calidad y estabilidad (persistencia/bugs y mejoras funcionales), y</w:t>
+      </w:r>
+      <w:r>
+        <w:t xml:space="preserve"> </w:t>
+      </w:r>
+      <w:r>
+        <w:rPr>
+          <w:b/>
+          <w:bCs/>
+        </w:rPr>
+        <w:t>Saúl</w:t>
+      </w:r>
+      <w:r>
+        <w:t xml:space="preserve"> impulsó la parte visual y de plataforma (modo claro, Android y mejoras de interfaz). Esta división queda respaldada por los commits y autores registrados en el repositorio</w:t>
+      </w:r>
       <w:r>
         <w:br w:type="page"/>
       </w:r>
@@ -8994,7 +8575,7 @@
 </file>
 
 <file path=word/endnotes.xml><?xml version="1.0" encoding="utf-8"?>
-<w:endnotes xmlns:wpc="http://schemas.microsoft.com/office/word/2010/wordprocessingCanvas" xmlns:cx="http://schemas.microsoft.com/office/drawing/2014/chartex" xmlns:cx1="http://schemas.microsoft.com/office/drawing/2015/9/8/chartex" xmlns:cx2="http://schemas.microsoft.com/office/drawing/2015/10/21/chartex" xmlns:cx3="http://schemas.microsoft.com/office/drawing/2016/5/9/chartex" xmlns:cx4="http://schemas.microsoft.com/office/drawing/2016/5/10/chartex" xmlns:cx5="http://schemas.microsoft.com/office/drawing/2016/5/11/chartex" xmlns:cx6="http://schemas.microsoft.com/office/drawing/2016/5/12/chartex" xmlns:cx7="http://schemas.microsoft.com/office/drawing/2016/5/13/chartex" xmlns:cx8="http://schemas.microsoft.com/office/drawing/2016/5/14/chartex" xmlns:mc="http://schemas.openxmlformats.org/markup-compatibility/2006" xmlns:aink="http://schemas.microsoft.com/office/drawing/2016/ink" xmlns:am3d="http://schemas.microsoft.com/office/drawing/2017/model3d" xmlns:o="urn:schemas-microsoft-com:office:office" xmlns:oel="http://schemas.microsoft.com/office/2019/extlst" xmlns:r="http://schemas.openxmlformats.org/officeDocument/2006/relationships" xmlns:m="http://schemas.openxmlformats.org/officeDocument/2006/math" xmlns:v="urn:schemas-microsoft-com:vml" xmlns:wp14="http://schemas.microsoft.com/office/word/2010/wordprocessingDrawing" xmlns:wp="http://schemas.openxmlformats.org/drawingml/2006/wordprocessingDrawing" xmlns:w10="urn:schemas-microsoft-com:office:word" xmlns:w="http://schemas.openxmlformats.org/wordprocessingml/2006/main" xmlns:w14="http://schemas.microsoft.com/office/word/2010/wordml" xmlns:w15="http://schemas.microsoft.com/office/word/2012/wordml" xmlns:w16cex="http://schemas.microsoft.com/office/word/2018/wordml/cex" xmlns:w16cid="http://schemas.microsoft.com/office/word/2016/wordml/cid" xmlns:w16="http://schemas.microsoft.com/office/word/2018/wordml" xmlns:w16du="http://schemas.microsoft.com/office/word/2023/wordml/word16du" xmlns:w16sdtdh="http://schemas.microsoft.com/office/word/2020/wordml/sdtdatahash" xmlns:w16se="http://schemas.microsoft.com/office/word/2015/wordml/symex" xmlns:wpg="http://schemas.microsoft.com/office/word/2010/wordprocessingGroup" xmlns:wpi="http://schemas.microsoft.com/office/word/2010/wordprocessingInk" xmlns:wne="http://schemas.microsoft.com/office/word/2006/wordml" xmlns:wps="http://schemas.microsoft.com/office/word/2010/wordprocessingShape" mc:Ignorable="w14 w15 w16se w16cid w16 w16cex w16sdtdh w16du wp14">
+<w:endnotes xmlns:wpc="http://schemas.microsoft.com/office/word/2010/wordprocessingCanvas" xmlns:cx="http://schemas.microsoft.com/office/drawing/2014/chartex" xmlns:cx1="http://schemas.microsoft.com/office/drawing/2015/9/8/chartex" xmlns:cx2="http://schemas.microsoft.com/office/drawing/2015/10/21/chartex" xmlns:cx3="http://schemas.microsoft.com/office/drawing/2016/5/9/chartex" xmlns:cx4="http://schemas.microsoft.com/office/drawing/2016/5/10/chartex" xmlns:cx5="http://schemas.microsoft.com/office/drawing/2016/5/11/chartex" xmlns:cx6="http://schemas.microsoft.com/office/drawing/2016/5/12/chartex" xmlns:cx7="http://schemas.microsoft.com/office/drawing/2016/5/13/chartex" xmlns:cx8="http://schemas.microsoft.com/office/drawing/2016/5/14/chartex" xmlns:mc="http://schemas.openxmlformats.org/markup-compatibility/2006" xmlns:aink="http://schemas.microsoft.com/office/drawing/2016/ink" xmlns:am3d="http://schemas.microsoft.com/office/drawing/2017/model3d" xmlns:o="urn:schemas-microsoft-com:office:office" xmlns:oel="http://schemas.microsoft.com/office/2019/extlst" xmlns:r="http://schemas.openxmlformats.org/officeDocument/2006/relationships" xmlns:m="http://schemas.openxmlformats.org/officeDocument/2006/math" xmlns:v="urn:schemas-microsoft-com:vml" xmlns:wp14="http://schemas.microsoft.com/office/word/2010/wordprocessingDrawing" xmlns:wp="http://schemas.openxmlformats.org/drawingml/2006/wordprocessingDrawing" xmlns:w10="urn:schemas-microsoft-com:office:word" xmlns:w="http://schemas.openxmlformats.org/wordprocessingml/2006/main" xmlns:w14="http://schemas.microsoft.com/office/word/2010/wordml" xmlns:w15="http://schemas.microsoft.com/office/word/2012/wordml" xmlns:w16cex="http://schemas.microsoft.com/office/word/2018/wordml/cex" xmlns:w16cid="http://schemas.microsoft.com/office/word/2016/wordml/cid" xmlns:w16="http://schemas.microsoft.com/office/word/2018/wordml" xmlns:w16du="http://schemas.microsoft.com/office/word/2023/wordml/word16du" xmlns:w16sdtdh="http://schemas.microsoft.com/office/word/2020/wordml/sdtdatahash" xmlns:w16sdtfl="http://schemas.microsoft.com/office/word/2024/wordml/sdtformatlock" xmlns:w16se="http://schemas.microsoft.com/office/word/2015/wordml/symex" xmlns:wpg="http://schemas.microsoft.com/office/word/2010/wordprocessingGroup" xmlns:wpi="http://schemas.microsoft.com/office/word/2010/wordprocessingInk" xmlns:wne="http://schemas.microsoft.com/office/word/2006/wordml" xmlns:wps="http://schemas.microsoft.com/office/word/2010/wordprocessingShape" mc:Ignorable="w14 w15 w16se w16cid w16 w16cex w16sdtdh w16sdtfl w16du wp14">
   <w:endnote w:type="separator" w:id="-1">
     <w:p>
       <w:r>
@@ -9013,7 +8594,7 @@
 </file>
 
 <file path=word/footer1.xml><?xml version="1.0" encoding="utf-8"?>
-<w:ftr xmlns:wpc="http://schemas.microsoft.com/office/word/2010/wordprocessingCanvas" xmlns:cx="http://schemas.microsoft.com/office/drawing/2014/chartex" xmlns:cx1="http://schemas.microsoft.com/office/drawing/2015/9/8/chartex" xmlns:cx2="http://schemas.microsoft.com/office/drawing/2015/10/21/chartex" xmlns:cx3="http://schemas.microsoft.com/office/drawing/2016/5/9/chartex" xmlns:cx4="http://schemas.microsoft.com/office/drawing/2016/5/10/chartex" xmlns:cx5="http://schemas.microsoft.com/office/drawing/2016/5/11/chartex" xmlns:cx6="http://schemas.microsoft.com/office/drawing/2016/5/12/chartex" xmlns:cx7="http://schemas.microsoft.com/office/drawing/2016/5/13/chartex" xmlns:cx8="http://schemas.microsoft.com/office/drawing/2016/5/14/chartex" xmlns:mc="http://schemas.openxmlformats.org/markup-compatibility/2006" xmlns:aink="http://schemas.microsoft.com/office/drawing/2016/ink" xmlns:am3d="http://schemas.microsoft.com/office/drawing/2017/model3d" xmlns:o="urn:schemas-microsoft-com:office:office" xmlns:oel="http://schemas.microsoft.com/office/2019/extlst" xmlns:r="http://schemas.openxmlformats.org/officeDocument/2006/relationships" xmlns:m="http://schemas.openxmlformats.org/officeDocument/2006/math" xmlns:v="urn:schemas-microsoft-com:vml" xmlns:wp14="http://schemas.microsoft.com/office/word/2010/wordprocessingDrawing" xmlns:wp="http://schemas.openxmlformats.org/drawingml/2006/wordprocessingDrawing" xmlns:w10="urn:schemas-microsoft-com:office:word" xmlns:w="http://schemas.openxmlformats.org/wordprocessingml/2006/main" xmlns:w14="http://schemas.microsoft.com/office/word/2010/wordml" xmlns:w15="http://schemas.microsoft.com/office/word/2012/wordml" xmlns:w16cex="http://schemas.microsoft.com/office/word/2018/wordml/cex" xmlns:w16cid="http://schemas.microsoft.com/office/word/2016/wordml/cid" xmlns:w16="http://schemas.microsoft.com/office/word/2018/wordml" xmlns:w16du="http://schemas.microsoft.com/office/word/2023/wordml/word16du" xmlns:w16sdtdh="http://schemas.microsoft.com/office/word/2020/wordml/sdtdatahash" xmlns:w16se="http://schemas.microsoft.com/office/word/2015/wordml/symex" xmlns:wpg="http://schemas.microsoft.com/office/word/2010/wordprocessingGroup" xmlns:wpi="http://schemas.microsoft.com/office/word/2010/wordprocessingInk" xmlns:wne="http://schemas.microsoft.com/office/word/2006/wordml" xmlns:wps="http://schemas.microsoft.com/office/word/2010/wordprocessingShape" mc:Ignorable="w14 w15 w16se w16cid w16 w16cex w16sdtdh w16du wp14">
+<w:ftr xmlns:wpc="http://schemas.microsoft.com/office/word/2010/wordprocessingCanvas" xmlns:cx="http://schemas.microsoft.com/office/drawing/2014/chartex" xmlns:cx1="http://schemas.microsoft.com/office/drawing/2015/9/8/chartex" xmlns:cx2="http://schemas.microsoft.com/office/drawing/2015/10/21/chartex" xmlns:cx3="http://schemas.microsoft.com/office/drawing/2016/5/9/chartex" xmlns:cx4="http://schemas.microsoft.com/office/drawing/2016/5/10/chartex" xmlns:cx5="http://schemas.microsoft.com/office/drawing/2016/5/11/chartex" xmlns:cx6="http://schemas.microsoft.com/office/drawing/2016/5/12/chartex" xmlns:cx7="http://schemas.microsoft.com/office/drawing/2016/5/13/chartex" xmlns:cx8="http://schemas.microsoft.com/office/drawing/2016/5/14/chartex" xmlns:mc="http://schemas.openxmlformats.org/markup-compatibility/2006" xmlns:aink="http://schemas.microsoft.com/office/drawing/2016/ink" xmlns:am3d="http://schemas.microsoft.com/office/drawing/2017/model3d" xmlns:o="urn:schemas-microsoft-com:office:office" xmlns:oel="http://schemas.microsoft.com/office/2019/extlst" xmlns:r="http://schemas.openxmlformats.org/officeDocument/2006/relationships" xmlns:m="http://schemas.openxmlformats.org/officeDocument/2006/math" xmlns:v="urn:schemas-microsoft-com:vml" xmlns:wp14="http://schemas.microsoft.com/office/word/2010/wordprocessingDrawing" xmlns:wp="http://schemas.openxmlformats.org/drawingml/2006/wordprocessingDrawing" xmlns:w10="urn:schemas-microsoft-com:office:word" xmlns:w="http://schemas.openxmlformats.org/wordprocessingml/2006/main" xmlns:w14="http://schemas.microsoft.com/office/word/2010/wordml" xmlns:w15="http://schemas.microsoft.com/office/word/2012/wordml" xmlns:w16cex="http://schemas.microsoft.com/office/word/2018/wordml/cex" xmlns:w16cid="http://schemas.microsoft.com/office/word/2016/wordml/cid" xmlns:w16="http://schemas.microsoft.com/office/word/2018/wordml" xmlns:w16du="http://schemas.microsoft.com/office/word/2023/wordml/word16du" xmlns:w16sdtdh="http://schemas.microsoft.com/office/word/2020/wordml/sdtdatahash" xmlns:w16sdtfl="http://schemas.microsoft.com/office/word/2024/wordml/sdtformatlock" xmlns:w16se="http://schemas.microsoft.com/office/word/2015/wordml/symex" xmlns:wpg="http://schemas.microsoft.com/office/word/2010/wordprocessingGroup" xmlns:wpi="http://schemas.microsoft.com/office/word/2010/wordprocessingInk" xmlns:wne="http://schemas.microsoft.com/office/word/2006/wordml" xmlns:wps="http://schemas.microsoft.com/office/word/2010/wordprocessingShape" mc:Ignorable="w14 w15 w16se w16cid w16 w16cex w16sdtdh w16sdtfl w16du wp14">
   <w:p>
     <w:pPr>
       <w:rPr>
@@ -9072,7 +8653,7 @@
 </file>
 
 <file path=word/footer2.xml><?xml version="1.0" encoding="utf-8"?>
-<w:ftr xmlns:wpc="http://schemas.microsoft.com/office/word/2010/wordprocessingCanvas" xmlns:cx="http://schemas.microsoft.com/office/drawing/2014/chartex" xmlns:cx1="http://schemas.microsoft.com/office/drawing/2015/9/8/chartex" xmlns:cx2="http://schemas.microsoft.com/office/drawing/2015/10/21/chartex" xmlns:cx3="http://schemas.microsoft.com/office/drawing/2016/5/9/chartex" xmlns:cx4="http://schemas.microsoft.com/office/drawing/2016/5/10/chartex" xmlns:cx5="http://schemas.microsoft.com/office/drawing/2016/5/11/chartex" xmlns:cx6="http://schemas.microsoft.com/office/drawing/2016/5/12/chartex" xmlns:cx7="http://schemas.microsoft.com/office/drawing/2016/5/13/chartex" xmlns:cx8="http://schemas.microsoft.com/office/drawing/2016/5/14/chartex" xmlns:mc="http://schemas.openxmlformats.org/markup-compatibility/2006" xmlns:aink="http://schemas.microsoft.com/office/drawing/2016/ink" xmlns:am3d="http://schemas.microsoft.com/office/drawing/2017/model3d" xmlns:o="urn:schemas-microsoft-com:office:office" xmlns:oel="http://schemas.microsoft.com/office/2019/extlst" xmlns:r="http://schemas.openxmlformats.org/officeDocument/2006/relationships" xmlns:m="http://schemas.openxmlformats.org/officeDocument/2006/math" xmlns:v="urn:schemas-microsoft-com:vml" xmlns:wp14="http://schemas.microsoft.com/office/word/2010/wordprocessingDrawing" xmlns:wp="http://schemas.openxmlformats.org/drawingml/2006/wordprocessingDrawing" xmlns:w10="urn:schemas-microsoft-com:office:word" xmlns:w="http://schemas.openxmlformats.org/wordprocessingml/2006/main" xmlns:w14="http://schemas.microsoft.com/office/word/2010/wordml" xmlns:w15="http://schemas.microsoft.com/office/word/2012/wordml" xmlns:w16cex="http://schemas.microsoft.com/office/word/2018/wordml/cex" xmlns:w16cid="http://schemas.microsoft.com/office/word/2016/wordml/cid" xmlns:w16="http://schemas.microsoft.com/office/word/2018/wordml" xmlns:w16du="http://schemas.microsoft.com/office/word/2023/wordml/word16du" xmlns:w16sdtdh="http://schemas.microsoft.com/office/word/2020/wordml/sdtdatahash" xmlns:w16se="http://schemas.microsoft.com/office/word/2015/wordml/symex" xmlns:wpg="http://schemas.microsoft.com/office/word/2010/wordprocessingGroup" xmlns:wpi="http://schemas.microsoft.com/office/word/2010/wordprocessingInk" xmlns:wne="http://schemas.microsoft.com/office/word/2006/wordml" xmlns:wps="http://schemas.microsoft.com/office/word/2010/wordprocessingShape" mc:Ignorable="w14 w15 w16se w16cid w16 w16cex w16sdtdh w16du wp14">
+<w:ftr xmlns:wpc="http://schemas.microsoft.com/office/word/2010/wordprocessingCanvas" xmlns:cx="http://schemas.microsoft.com/office/drawing/2014/chartex" xmlns:cx1="http://schemas.microsoft.com/office/drawing/2015/9/8/chartex" xmlns:cx2="http://schemas.microsoft.com/office/drawing/2015/10/21/chartex" xmlns:cx3="http://schemas.microsoft.com/office/drawing/2016/5/9/chartex" xmlns:cx4="http://schemas.microsoft.com/office/drawing/2016/5/10/chartex" xmlns:cx5="http://schemas.microsoft.com/office/drawing/2016/5/11/chartex" xmlns:cx6="http://schemas.microsoft.com/office/drawing/2016/5/12/chartex" xmlns:cx7="http://schemas.microsoft.com/office/drawing/2016/5/13/chartex" xmlns:cx8="http://schemas.microsoft.com/office/drawing/2016/5/14/chartex" xmlns:mc="http://schemas.openxmlformats.org/markup-compatibility/2006" xmlns:aink="http://schemas.microsoft.com/office/drawing/2016/ink" xmlns:am3d="http://schemas.microsoft.com/office/drawing/2017/model3d" xmlns:o="urn:schemas-microsoft-com:office:office" xmlns:oel="http://schemas.microsoft.com/office/2019/extlst" xmlns:r="http://schemas.openxmlformats.org/officeDocument/2006/relationships" xmlns:m="http://schemas.openxmlformats.org/officeDocument/2006/math" xmlns:v="urn:schemas-microsoft-com:vml" xmlns:wp14="http://schemas.microsoft.com/office/word/2010/wordprocessingDrawing" xmlns:wp="http://schemas.openxmlformats.org/drawingml/2006/wordprocessingDrawing" xmlns:w10="urn:schemas-microsoft-com:office:word" xmlns:w="http://schemas.openxmlformats.org/wordprocessingml/2006/main" xmlns:w14="http://schemas.microsoft.com/office/word/2010/wordml" xmlns:w15="http://schemas.microsoft.com/office/word/2012/wordml" xmlns:w16cex="http://schemas.microsoft.com/office/word/2018/wordml/cex" xmlns:w16cid="http://schemas.microsoft.com/office/word/2016/wordml/cid" xmlns:w16="http://schemas.microsoft.com/office/word/2018/wordml" xmlns:w16du="http://schemas.microsoft.com/office/word/2023/wordml/word16du" xmlns:w16sdtdh="http://schemas.microsoft.com/office/word/2020/wordml/sdtdatahash" xmlns:w16sdtfl="http://schemas.microsoft.com/office/word/2024/wordml/sdtformatlock" xmlns:w16se="http://schemas.microsoft.com/office/word/2015/wordml/symex" xmlns:wpg="http://schemas.microsoft.com/office/word/2010/wordprocessingGroup" xmlns:wpi="http://schemas.microsoft.com/office/word/2010/wordprocessingInk" xmlns:wne="http://schemas.microsoft.com/office/word/2006/wordml" xmlns:wps="http://schemas.microsoft.com/office/word/2010/wordprocessingShape" mc:Ignorable="w14 w15 w16se w16cid w16 w16cex w16sdtdh w16sdtfl w16du wp14">
   <w:p>
     <w:pPr>
       <w:rPr>
@@ -9131,7 +8712,7 @@
 </file>
 
 <file path=word/footer3.xml><?xml version="1.0" encoding="utf-8"?>
-<w:ftr xmlns:wpc="http://schemas.microsoft.com/office/word/2010/wordprocessingCanvas" xmlns:cx="http://schemas.microsoft.com/office/drawing/2014/chartex" xmlns:cx1="http://schemas.microsoft.com/office/drawing/2015/9/8/chartex" xmlns:cx2="http://schemas.microsoft.com/office/drawing/2015/10/21/chartex" xmlns:cx3="http://schemas.microsoft.com/office/drawing/2016/5/9/chartex" xmlns:cx4="http://schemas.microsoft.com/office/drawing/2016/5/10/chartex" xmlns:cx5="http://schemas.microsoft.com/office/drawing/2016/5/11/chartex" xmlns:cx6="http://schemas.microsoft.com/office/drawing/2016/5/12/chartex" xmlns:cx7="http://schemas.microsoft.com/office/drawing/2016/5/13/chartex" xmlns:cx8="http://schemas.microsoft.com/office/drawing/2016/5/14/chartex" xmlns:mc="http://schemas.openxmlformats.org/markup-compatibility/2006" xmlns:aink="http://schemas.microsoft.com/office/drawing/2016/ink" xmlns:am3d="http://schemas.microsoft.com/office/drawing/2017/model3d" xmlns:o="urn:schemas-microsoft-com:office:office" xmlns:oel="http://schemas.microsoft.com/office/2019/extlst" xmlns:r="http://schemas.openxmlformats.org/officeDocument/2006/relationships" xmlns:m="http://schemas.openxmlformats.org/officeDocument/2006/math" xmlns:v="urn:schemas-microsoft-com:vml" xmlns:wp14="http://schemas.microsoft.com/office/word/2010/wordprocessingDrawing" xmlns:wp="http://schemas.openxmlformats.org/drawingml/2006/wordprocessingDrawing" xmlns:w10="urn:schemas-microsoft-com:office:word" xmlns:w="http://schemas.openxmlformats.org/wordprocessingml/2006/main" xmlns:w14="http://schemas.microsoft.com/office/word/2010/wordml" xmlns:w15="http://schemas.microsoft.com/office/word/2012/wordml" xmlns:w16cex="http://schemas.microsoft.com/office/word/2018/wordml/cex" xmlns:w16cid="http://schemas.microsoft.com/office/word/2016/wordml/cid" xmlns:w16="http://schemas.microsoft.com/office/word/2018/wordml" xmlns:w16du="http://schemas.microsoft.com/office/word/2023/wordml/word16du" xmlns:w16sdtdh="http://schemas.microsoft.com/office/word/2020/wordml/sdtdatahash" xmlns:w16se="http://schemas.microsoft.com/office/word/2015/wordml/symex" xmlns:wpg="http://schemas.microsoft.com/office/word/2010/wordprocessingGroup" xmlns:wpi="http://schemas.microsoft.com/office/word/2010/wordprocessingInk" xmlns:wne="http://schemas.microsoft.com/office/word/2006/wordml" xmlns:wps="http://schemas.microsoft.com/office/word/2010/wordprocessingShape" mc:Ignorable="w14 w15 w16se w16cid w16 w16cex w16sdtdh w16du wp14">
+<w:ftr xmlns:wpc="http://schemas.microsoft.com/office/word/2010/wordprocessingCanvas" xmlns:cx="http://schemas.microsoft.com/office/drawing/2014/chartex" xmlns:cx1="http://schemas.microsoft.com/office/drawing/2015/9/8/chartex" xmlns:cx2="http://schemas.microsoft.com/office/drawing/2015/10/21/chartex" xmlns:cx3="http://schemas.microsoft.com/office/drawing/2016/5/9/chartex" xmlns:cx4="http://schemas.microsoft.com/office/drawing/2016/5/10/chartex" xmlns:cx5="http://schemas.microsoft.com/office/drawing/2016/5/11/chartex" xmlns:cx6="http://schemas.microsoft.com/office/drawing/2016/5/12/chartex" xmlns:cx7="http://schemas.microsoft.com/office/drawing/2016/5/13/chartex" xmlns:cx8="http://schemas.microsoft.com/office/drawing/2016/5/14/chartex" xmlns:mc="http://schemas.openxmlformats.org/markup-compatibility/2006" xmlns:aink="http://schemas.microsoft.com/office/drawing/2016/ink" xmlns:am3d="http://schemas.microsoft.com/office/drawing/2017/model3d" xmlns:o="urn:schemas-microsoft-com:office:office" xmlns:oel="http://schemas.microsoft.com/office/2019/extlst" xmlns:r="http://schemas.openxmlformats.org/officeDocument/2006/relationships" xmlns:m="http://schemas.openxmlformats.org/officeDocument/2006/math" xmlns:v="urn:schemas-microsoft-com:vml" xmlns:wp14="http://schemas.microsoft.com/office/word/2010/wordprocessingDrawing" xmlns:wp="http://schemas.openxmlformats.org/drawingml/2006/wordprocessingDrawing" xmlns:w10="urn:schemas-microsoft-com:office:word" xmlns:w="http://schemas.openxmlformats.org/wordprocessingml/2006/main" xmlns:w14="http://schemas.microsoft.com/office/word/2010/wordml" xmlns:w15="http://schemas.microsoft.com/office/word/2012/wordml" xmlns:w16cex="http://schemas.microsoft.com/office/word/2018/wordml/cex" xmlns:w16cid="http://schemas.microsoft.com/office/word/2016/wordml/cid" xmlns:w16="http://schemas.microsoft.com/office/word/2018/wordml" xmlns:w16du="http://schemas.microsoft.com/office/word/2023/wordml/word16du" xmlns:w16sdtdh="http://schemas.microsoft.com/office/word/2020/wordml/sdtdatahash" xmlns:w16sdtfl="http://schemas.microsoft.com/office/word/2024/wordml/sdtformatlock" xmlns:w16se="http://schemas.microsoft.com/office/word/2015/wordml/symex" xmlns:wpg="http://schemas.microsoft.com/office/word/2010/wordprocessingGroup" xmlns:wpi="http://schemas.microsoft.com/office/word/2010/wordprocessingInk" xmlns:wne="http://schemas.microsoft.com/office/word/2006/wordml" xmlns:wps="http://schemas.microsoft.com/office/word/2010/wordprocessingShape" mc:Ignorable="w14 w15 w16se w16cid w16 w16cex w16sdtdh w16sdtfl w16du wp14">
   <w:p>
     <w:pPr>
       <w:pStyle w:val="Piedepgina"/>
@@ -9141,7 +8722,7 @@
 </file>
 
 <file path=word/footer4.xml><?xml version="1.0" encoding="utf-8"?>
-<w:ftr xmlns:wpc="http://schemas.microsoft.com/office/word/2010/wordprocessingCanvas" xmlns:cx="http://schemas.microsoft.com/office/drawing/2014/chartex" xmlns:cx1="http://schemas.microsoft.com/office/drawing/2015/9/8/chartex" xmlns:cx2="http://schemas.microsoft.com/office/drawing/2015/10/21/chartex" xmlns:cx3="http://schemas.microsoft.com/office/drawing/2016/5/9/chartex" xmlns:cx4="http://schemas.microsoft.com/office/drawing/2016/5/10/chartex" xmlns:cx5="http://schemas.microsoft.com/office/drawing/2016/5/11/chartex" xmlns:cx6="http://schemas.microsoft.com/office/drawing/2016/5/12/chartex" xmlns:cx7="http://schemas.microsoft.com/office/drawing/2016/5/13/chartex" xmlns:cx8="http://schemas.microsoft.com/office/drawing/2016/5/14/chartex" xmlns:mc="http://schemas.openxmlformats.org/markup-compatibility/2006" xmlns:aink="http://schemas.microsoft.com/office/drawing/2016/ink" xmlns:am3d="http://schemas.microsoft.com/office/drawing/2017/model3d" xmlns:o="urn:schemas-microsoft-com:office:office" xmlns:oel="http://schemas.microsoft.com/office/2019/extlst" xmlns:r="http://schemas.openxmlformats.org/officeDocument/2006/relationships" xmlns:m="http://schemas.openxmlformats.org/officeDocument/2006/math" xmlns:v="urn:schemas-microsoft-com:vml" xmlns:wp14="http://schemas.microsoft.com/office/word/2010/wordprocessingDrawing" xmlns:wp="http://schemas.openxmlformats.org/drawingml/2006/wordprocessingDrawing" xmlns:w10="urn:schemas-microsoft-com:office:word" xmlns:w="http://schemas.openxmlformats.org/wordprocessingml/2006/main" xmlns:w14="http://schemas.microsoft.com/office/word/2010/wordml" xmlns:w15="http://schemas.microsoft.com/office/word/2012/wordml" xmlns:w16cex="http://schemas.microsoft.com/office/word/2018/wordml/cex" xmlns:w16cid="http://schemas.microsoft.com/office/word/2016/wordml/cid" xmlns:w16="http://schemas.microsoft.com/office/word/2018/wordml" xmlns:w16du="http://schemas.microsoft.com/office/word/2023/wordml/word16du" xmlns:w16sdtdh="http://schemas.microsoft.com/office/word/2020/wordml/sdtdatahash" xmlns:w16se="http://schemas.microsoft.com/office/word/2015/wordml/symex" xmlns:wpg="http://schemas.microsoft.com/office/word/2010/wordprocessingGroup" xmlns:wpi="http://schemas.microsoft.com/office/word/2010/wordprocessingInk" xmlns:wne="http://schemas.microsoft.com/office/word/2006/wordml" xmlns:wps="http://schemas.microsoft.com/office/word/2010/wordprocessingShape" mc:Ignorable="w14 w15 w16se w16cid w16 w16cex w16sdtdh w16du wp14">
+<w:ftr xmlns:wpc="http://schemas.microsoft.com/office/word/2010/wordprocessingCanvas" xmlns:cx="http://schemas.microsoft.com/office/drawing/2014/chartex" xmlns:cx1="http://schemas.microsoft.com/office/drawing/2015/9/8/chartex" xmlns:cx2="http://schemas.microsoft.com/office/drawing/2015/10/21/chartex" xmlns:cx3="http://schemas.microsoft.com/office/drawing/2016/5/9/chartex" xmlns:cx4="http://schemas.microsoft.com/office/drawing/2016/5/10/chartex" xmlns:cx5="http://schemas.microsoft.com/office/drawing/2016/5/11/chartex" xmlns:cx6="http://schemas.microsoft.com/office/drawing/2016/5/12/chartex" xmlns:cx7="http://schemas.microsoft.com/office/drawing/2016/5/13/chartex" xmlns:cx8="http://schemas.microsoft.com/office/drawing/2016/5/14/chartex" xmlns:mc="http://schemas.openxmlformats.org/markup-compatibility/2006" xmlns:aink="http://schemas.microsoft.com/office/drawing/2016/ink" xmlns:am3d="http://schemas.microsoft.com/office/drawing/2017/model3d" xmlns:o="urn:schemas-microsoft-com:office:office" xmlns:oel="http://schemas.microsoft.com/office/2019/extlst" xmlns:r="http://schemas.openxmlformats.org/officeDocument/2006/relationships" xmlns:m="http://schemas.openxmlformats.org/officeDocument/2006/math" xmlns:v="urn:schemas-microsoft-com:vml" xmlns:wp14="http://schemas.microsoft.com/office/word/2010/wordprocessingDrawing" xmlns:wp="http://schemas.openxmlformats.org/drawingml/2006/wordprocessingDrawing" xmlns:w10="urn:schemas-microsoft-com:office:word" xmlns:w="http://schemas.openxmlformats.org/wordprocessingml/2006/main" xmlns:w14="http://schemas.microsoft.com/office/word/2010/wordml" xmlns:w15="http://schemas.microsoft.com/office/word/2012/wordml" xmlns:w16cex="http://schemas.microsoft.com/office/word/2018/wordml/cex" xmlns:w16cid="http://schemas.microsoft.com/office/word/2016/wordml/cid" xmlns:w16="http://schemas.microsoft.com/office/word/2018/wordml" xmlns:w16du="http://schemas.microsoft.com/office/word/2023/wordml/word16du" xmlns:w16sdtdh="http://schemas.microsoft.com/office/word/2020/wordml/sdtdatahash" xmlns:w16sdtfl="http://schemas.microsoft.com/office/word/2024/wordml/sdtformatlock" xmlns:w16se="http://schemas.microsoft.com/office/word/2015/wordml/symex" xmlns:wpg="http://schemas.microsoft.com/office/word/2010/wordprocessingGroup" xmlns:wpi="http://schemas.microsoft.com/office/word/2010/wordprocessingInk" xmlns:wne="http://schemas.microsoft.com/office/word/2006/wordml" xmlns:wps="http://schemas.microsoft.com/office/word/2010/wordprocessingShape" mc:Ignorable="w14 w15 w16se w16cid w16 w16cex w16sdtdh w16sdtfl w16du wp14">
   <w:p>
     <w:pPr>
       <w:pStyle w:val="Piedepgina"/>
@@ -9151,7 +8732,7 @@
 </file>
 
 <file path=word/footnotes.xml><?xml version="1.0" encoding="utf-8"?>
-<w:footnotes xmlns:wpc="http://schemas.microsoft.com/office/word/2010/wordprocessingCanvas" xmlns:cx="http://schemas.microsoft.com/office/drawing/2014/chartex" xmlns:cx1="http://schemas.microsoft.com/office/drawing/2015/9/8/chartex" xmlns:cx2="http://schemas.microsoft.com/office/drawing/2015/10/21/chartex" xmlns:cx3="http://schemas.microsoft.com/office/drawing/2016/5/9/chartex" xmlns:cx4="http://schemas.microsoft.com/office/drawing/2016/5/10/chartex" xmlns:cx5="http://schemas.microsoft.com/office/drawing/2016/5/11/chartex" xmlns:cx6="http://schemas.microsoft.com/office/drawing/2016/5/12/chartex" xmlns:cx7="http://schemas.microsoft.com/office/drawing/2016/5/13/chartex" xmlns:cx8="http://schemas.microsoft.com/office/drawing/2016/5/14/chartex" xmlns:mc="http://schemas.openxmlformats.org/markup-compatibility/2006" xmlns:aink="http://schemas.microsoft.com/office/drawing/2016/ink" xmlns:am3d="http://schemas.microsoft.com/office/drawing/2017/model3d" xmlns:o="urn:schemas-microsoft-com:office:office" xmlns:oel="http://schemas.microsoft.com/office/2019/extlst" xmlns:r="http://schemas.openxmlformats.org/officeDocument/2006/relationships" xmlns:m="http://schemas.openxmlformats.org/officeDocument/2006/math" xmlns:v="urn:schemas-microsoft-com:vml" xmlns:wp14="http://schemas.microsoft.com/office/word/2010/wordprocessingDrawing" xmlns:wp="http://schemas.openxmlformats.org/drawingml/2006/wordprocessingDrawing" xmlns:w10="urn:schemas-microsoft-com:office:word" xmlns:w="http://schemas.openxmlformats.org/wordprocessingml/2006/main" xmlns:w14="http://schemas.microsoft.com/office/word/2010/wordml" xmlns:w15="http://schemas.microsoft.com/office/word/2012/wordml" xmlns:w16cex="http://schemas.microsoft.com/office/word/2018/wordml/cex" xmlns:w16cid="http://schemas.microsoft.com/office/word/2016/wordml/cid" xmlns:w16="http://schemas.microsoft.com/office/word/2018/wordml" xmlns:w16du="http://schemas.microsoft.com/office/word/2023/wordml/word16du" xmlns:w16sdtdh="http://schemas.microsoft.com/office/word/2020/wordml/sdtdatahash" xmlns:w16se="http://schemas.microsoft.com/office/word/2015/wordml/symex" xmlns:wpg="http://schemas.microsoft.com/office/word/2010/wordprocessingGroup" xmlns:wpi="http://schemas.microsoft.com/office/word/2010/wordprocessingInk" xmlns:wne="http://schemas.microsoft.com/office/word/2006/wordml" xmlns:wps="http://schemas.microsoft.com/office/word/2010/wordprocessingShape" mc:Ignorable="w14 w15 w16se w16cid w16 w16cex w16sdtdh w16du wp14">
+<w:footnotes xmlns:wpc="http://schemas.microsoft.com/office/word/2010/wordprocessingCanvas" xmlns:cx="http://schemas.microsoft.com/office/drawing/2014/chartex" xmlns:cx1="http://schemas.microsoft.com/office/drawing/2015/9/8/chartex" xmlns:cx2="http://schemas.microsoft.com/office/drawing/2015/10/21/chartex" xmlns:cx3="http://schemas.microsoft.com/office/drawing/2016/5/9/chartex" xmlns:cx4="http://schemas.microsoft.com/office/drawing/2016/5/10/chartex" xmlns:cx5="http://schemas.microsoft.com/office/drawing/2016/5/11/chartex" xmlns:cx6="http://schemas.microsoft.com/office/drawing/2016/5/12/chartex" xmlns:cx7="http://schemas.microsoft.com/office/drawing/2016/5/13/chartex" xmlns:cx8="http://schemas.microsoft.com/office/drawing/2016/5/14/chartex" xmlns:mc="http://schemas.openxmlformats.org/markup-compatibility/2006" xmlns:aink="http://schemas.microsoft.com/office/drawing/2016/ink" xmlns:am3d="http://schemas.microsoft.com/office/drawing/2017/model3d" xmlns:o="urn:schemas-microsoft-com:office:office" xmlns:oel="http://schemas.microsoft.com/office/2019/extlst" xmlns:r="http://schemas.openxmlformats.org/officeDocument/2006/relationships" xmlns:m="http://schemas.openxmlformats.org/officeDocument/2006/math" xmlns:v="urn:schemas-microsoft-com:vml" xmlns:wp14="http://schemas.microsoft.com/office/word/2010/wordprocessingDrawing" xmlns:wp="http://schemas.openxmlformats.org/drawingml/2006/wordprocessingDrawing" xmlns:w10="urn:schemas-microsoft-com:office:word" xmlns:w="http://schemas.openxmlformats.org/wordprocessingml/2006/main" xmlns:w14="http://schemas.microsoft.com/office/word/2010/wordml" xmlns:w15="http://schemas.microsoft.com/office/word/2012/wordml" xmlns:w16cex="http://schemas.microsoft.com/office/word/2018/wordml/cex" xmlns:w16cid="http://schemas.microsoft.com/office/word/2016/wordml/cid" xmlns:w16="http://schemas.microsoft.com/office/word/2018/wordml" xmlns:w16du="http://schemas.microsoft.com/office/word/2023/wordml/word16du" xmlns:w16sdtdh="http://schemas.microsoft.com/office/word/2020/wordml/sdtdatahash" xmlns:w16sdtfl="http://schemas.microsoft.com/office/word/2024/wordml/sdtformatlock" xmlns:w16se="http://schemas.microsoft.com/office/word/2015/wordml/symex" xmlns:wpg="http://schemas.microsoft.com/office/word/2010/wordprocessingGroup" xmlns:wpi="http://schemas.microsoft.com/office/word/2010/wordprocessingInk" xmlns:wne="http://schemas.microsoft.com/office/word/2006/wordml" xmlns:wps="http://schemas.microsoft.com/office/word/2010/wordprocessingShape" mc:Ignorable="w14 w15 w16se w16cid w16 w16cex w16sdtdh w16sdtfl w16du wp14">
   <w:footnote w:type="separator" w:id="-1">
     <w:p>
       <w:r>
@@ -9170,7 +8751,7 @@
 </file>
 
 <file path=word/numbering.xml><?xml version="1.0" encoding="utf-8"?>
-<w:numbering xmlns:wpc="http://schemas.microsoft.com/office/word/2010/wordprocessingCanvas" xmlns:cx="http://schemas.microsoft.com/office/drawing/2014/chartex" xmlns:cx1="http://schemas.microsoft.com/office/drawing/2015/9/8/chartex" xmlns:cx2="http://schemas.microsoft.com/office/drawing/2015/10/21/chartex" xmlns:cx3="http://schemas.microsoft.com/office/drawing/2016/5/9/chartex" xmlns:cx4="http://schemas.microsoft.com/office/drawing/2016/5/10/chartex" xmlns:cx5="http://schemas.microsoft.com/office/drawing/2016/5/11/chartex" xmlns:cx6="http://schemas.microsoft.com/office/drawing/2016/5/12/chartex" xmlns:cx7="http://schemas.microsoft.com/office/drawing/2016/5/13/chartex" xmlns:cx8="http://schemas.microsoft.com/office/drawing/2016/5/14/chartex" xmlns:mc="http://schemas.openxmlformats.org/markup-compatibility/2006" xmlns:aink="http://schemas.microsoft.com/office/drawing/2016/ink" xmlns:am3d="http://schemas.microsoft.com/office/drawing/2017/model3d" xmlns:o="urn:schemas-microsoft-com:office:office" xmlns:oel="http://schemas.microsoft.com/office/2019/extlst" xmlns:r="http://schemas.openxmlformats.org/officeDocument/2006/relationships" xmlns:m="http://schemas.openxmlformats.org/officeDocument/2006/math" xmlns:v="urn:schemas-microsoft-com:vml" xmlns:wp14="http://schemas.microsoft.com/office/word/2010/wordprocessingDrawing" xmlns:wp="http://schemas.openxmlformats.org/drawingml/2006/wordprocessingDrawing" xmlns:w10="urn:schemas-microsoft-com:office:word" xmlns:w="http://schemas.openxmlformats.org/wordprocessingml/2006/main" xmlns:w14="http://schemas.microsoft.com/office/word/2010/wordml" xmlns:w15="http://schemas.microsoft.com/office/word/2012/wordml" xmlns:w16cex="http://schemas.microsoft.com/office/word/2018/wordml/cex" xmlns:w16cid="http://schemas.microsoft.com/office/word/2016/wordml/cid" xmlns:w16="http://schemas.microsoft.com/office/word/2018/wordml" xmlns:w16du="http://schemas.microsoft.com/office/word/2023/wordml/word16du" xmlns:w16sdtdh="http://schemas.microsoft.com/office/word/2020/wordml/sdtdatahash" xmlns:w16se="http://schemas.microsoft.com/office/word/2015/wordml/symex" xmlns:wpg="http://schemas.microsoft.com/office/word/2010/wordprocessingGroup" xmlns:wpi="http://schemas.microsoft.com/office/word/2010/wordprocessingInk" xmlns:wne="http://schemas.microsoft.com/office/word/2006/wordml" xmlns:wps="http://schemas.microsoft.com/office/word/2010/wordprocessingShape" mc:Ignorable="w14 w15 w16se w16cid w16 w16cex w16sdtdh w16du wp14">
+<w:numbering xmlns:wpc="http://schemas.microsoft.com/office/word/2010/wordprocessingCanvas" xmlns:cx="http://schemas.microsoft.com/office/drawing/2014/chartex" xmlns:cx1="http://schemas.microsoft.com/office/drawing/2015/9/8/chartex" xmlns:cx2="http://schemas.microsoft.com/office/drawing/2015/10/21/chartex" xmlns:cx3="http://schemas.microsoft.com/office/drawing/2016/5/9/chartex" xmlns:cx4="http://schemas.microsoft.com/office/drawing/2016/5/10/chartex" xmlns:cx5="http://schemas.microsoft.com/office/drawing/2016/5/11/chartex" xmlns:cx6="http://schemas.microsoft.com/office/drawing/2016/5/12/chartex" xmlns:cx7="http://schemas.microsoft.com/office/drawing/2016/5/13/chartex" xmlns:cx8="http://schemas.microsoft.com/office/drawing/2016/5/14/chartex" xmlns:mc="http://schemas.openxmlformats.org/markup-compatibility/2006" xmlns:aink="http://schemas.microsoft.com/office/drawing/2016/ink" xmlns:am3d="http://schemas.microsoft.com/office/drawing/2017/model3d" xmlns:o="urn:schemas-microsoft-com:office:office" xmlns:oel="http://schemas.microsoft.com/office/2019/extlst" xmlns:r="http://schemas.openxmlformats.org/officeDocument/2006/relationships" xmlns:m="http://schemas.openxmlformats.org/officeDocument/2006/math" xmlns:v="urn:schemas-microsoft-com:vml" xmlns:wp14="http://schemas.microsoft.com/office/word/2010/wordprocessingDrawing" xmlns:wp="http://schemas.openxmlformats.org/drawingml/2006/wordprocessingDrawing" xmlns:w10="urn:schemas-microsoft-com:office:word" xmlns:w="http://schemas.openxmlformats.org/wordprocessingml/2006/main" xmlns:w14="http://schemas.microsoft.com/office/word/2010/wordml" xmlns:w15="http://schemas.microsoft.com/office/word/2012/wordml" xmlns:w16cex="http://schemas.microsoft.com/office/word/2018/wordml/cex" xmlns:w16cid="http://schemas.microsoft.com/office/word/2016/wordml/cid" xmlns:w16="http://schemas.microsoft.com/office/word/2018/wordml" xmlns:w16du="http://schemas.microsoft.com/office/word/2023/wordml/word16du" xmlns:w16sdtdh="http://schemas.microsoft.com/office/word/2020/wordml/sdtdatahash" xmlns:w16sdtfl="http://schemas.microsoft.com/office/word/2024/wordml/sdtformatlock" xmlns:w16se="http://schemas.microsoft.com/office/word/2015/wordml/symex" xmlns:wpg="http://schemas.microsoft.com/office/word/2010/wordprocessingGroup" xmlns:wpi="http://schemas.microsoft.com/office/word/2010/wordprocessingInk" xmlns:wne="http://schemas.microsoft.com/office/word/2006/wordml" xmlns:wps="http://schemas.microsoft.com/office/word/2010/wordprocessingShape" mc:Ignorable="w14 w15 w16se w16cid w16 w16cex w16sdtdh w16sdtfl w16du wp14">
   <w:abstractNum w:abstractNumId="0" w15:restartNumberingAfterBreak="0">
     <w:nsid w:val="00EC0A25"/>
     <w:multiLevelType w:val="hybridMultilevel"/>
@@ -22583,7 +22164,7 @@
 </file>
 
 <file path=word/styles.xml><?xml version="1.0" encoding="utf-8"?>
-<w:styles xmlns:mc="http://schemas.openxmlformats.org/markup-compatibility/2006" xmlns:r="http://schemas.openxmlformats.org/officeDocument/2006/relationships" xmlns:w="http://schemas.openxmlformats.org/wordprocessingml/2006/main" xmlns:w14="http://schemas.microsoft.com/office/word/2010/wordml" xmlns:w15="http://schemas.microsoft.com/office/word/2012/wordml" xmlns:w16cex="http://schemas.microsoft.com/office/word/2018/wordml/cex" xmlns:w16cid="http://schemas.microsoft.com/office/word/2016/wordml/cid" xmlns:w16="http://schemas.microsoft.com/office/word/2018/wordml" xmlns:w16du="http://schemas.microsoft.com/office/word/2023/wordml/word16du" xmlns:w16sdtdh="http://schemas.microsoft.com/office/word/2020/wordml/sdtdatahash" xmlns:w16se="http://schemas.microsoft.com/office/word/2015/wordml/symex" mc:Ignorable="w14 w15 w16se w16cid w16 w16cex w16sdtdh w16du">
+<w:styles xmlns:mc="http://schemas.openxmlformats.org/markup-compatibility/2006" xmlns:r="http://schemas.openxmlformats.org/officeDocument/2006/relationships" xmlns:w="http://schemas.openxmlformats.org/wordprocessingml/2006/main" xmlns:w14="http://schemas.microsoft.com/office/word/2010/wordml" xmlns:w15="http://schemas.microsoft.com/office/word/2012/wordml" xmlns:w16cex="http://schemas.microsoft.com/office/word/2018/wordml/cex" xmlns:w16cid="http://schemas.microsoft.com/office/word/2016/wordml/cid" xmlns:w16="http://schemas.microsoft.com/office/word/2018/wordml" xmlns:w16du="http://schemas.microsoft.com/office/word/2023/wordml/word16du" xmlns:w16sdtdh="http://schemas.microsoft.com/office/word/2020/wordml/sdtdatahash" xmlns:w16sdtfl="http://schemas.microsoft.com/office/word/2024/wordml/sdtformatlock" xmlns:w16se="http://schemas.microsoft.com/office/word/2015/wordml/symex" mc:Ignorable="w14 w15 w16se w16cid w16 w16cex w16sdtdh w16sdtfl w16du">
   <w:docDefaults>
     <w:rPrDefault>
       <w:rPr>
@@ -23135,7 +22716,6 @@
   <w:style w:type="character" w:default="1" w:styleId="Fuentedeprrafopredeter">
     <w:name w:val="Default Paragraph Font"/>
     <w:uiPriority w:val="1"/>
-    <w:semiHidden/>
     <w:unhideWhenUsed/>
   </w:style>
   <w:style w:type="table" w:default="1" w:styleId="Tablanormal">
@@ -23654,7 +23234,7 @@
 </file>
 
 <file path=word/glossary/document.xml><?xml version="1.0" encoding="utf-8"?>
-<w:glossaryDocument xmlns:wpc="http://schemas.microsoft.com/office/word/2010/wordprocessingCanvas" xmlns:cx="http://schemas.microsoft.com/office/drawing/2014/chartex" xmlns:cx1="http://schemas.microsoft.com/office/drawing/2015/9/8/chartex" xmlns:cx2="http://schemas.microsoft.com/office/drawing/2015/10/21/chartex" xmlns:cx3="http://schemas.microsoft.com/office/drawing/2016/5/9/chartex" xmlns:cx4="http://schemas.microsoft.com/office/drawing/2016/5/10/chartex" xmlns:cx5="http://schemas.microsoft.com/office/drawing/2016/5/11/chartex" xmlns:cx6="http://schemas.microsoft.com/office/drawing/2016/5/12/chartex" xmlns:cx7="http://schemas.microsoft.com/office/drawing/2016/5/13/chartex" xmlns:cx8="http://schemas.microsoft.com/office/drawing/2016/5/14/chartex" xmlns:mc="http://schemas.openxmlformats.org/markup-compatibility/2006" xmlns:aink="http://schemas.microsoft.com/office/drawing/2016/ink" xmlns:am3d="http://schemas.microsoft.com/office/drawing/2017/model3d" xmlns:o="urn:schemas-microsoft-com:office:office" xmlns:oel="http://schemas.microsoft.com/office/2019/extlst" xmlns:r="http://schemas.openxmlformats.org/officeDocument/2006/relationships" xmlns:m="http://schemas.openxmlformats.org/officeDocument/2006/math" xmlns:v="urn:schemas-microsoft-com:vml" xmlns:wp14="http://schemas.microsoft.com/office/word/2010/wordprocessingDrawing" xmlns:wp="http://schemas.openxmlformats.org/drawingml/2006/wordprocessingDrawing" xmlns:w10="urn:schemas-microsoft-com:office:word" xmlns:w="http://schemas.openxmlformats.org/wordprocessingml/2006/main" xmlns:w14="http://schemas.microsoft.com/office/word/2010/wordml" xmlns:w15="http://schemas.microsoft.com/office/word/2012/wordml" xmlns:w16cex="http://schemas.microsoft.com/office/word/2018/wordml/cex" xmlns:w16cid="http://schemas.microsoft.com/office/word/2016/wordml/cid" xmlns:w16="http://schemas.microsoft.com/office/word/2018/wordml" xmlns:w16du="http://schemas.microsoft.com/office/word/2023/wordml/word16du" xmlns:w16sdtdh="http://schemas.microsoft.com/office/word/2020/wordml/sdtdatahash" xmlns:w16se="http://schemas.microsoft.com/office/word/2015/wordml/symex" xmlns:wpg="http://schemas.microsoft.com/office/word/2010/wordprocessingGroup" xmlns:wpi="http://schemas.microsoft.com/office/word/2010/wordprocessingInk" xmlns:wne="http://schemas.microsoft.com/office/word/2006/wordml" xmlns:wps="http://schemas.microsoft.com/office/word/2010/wordprocessingShape" mc:Ignorable="w14 w15 w16se w16cid w16 w16cex w16sdtdh w16du wp14">
+<w:glossaryDocument xmlns:wpc="http://schemas.microsoft.com/office/word/2010/wordprocessingCanvas" xmlns:cx="http://schemas.microsoft.com/office/drawing/2014/chartex" xmlns:cx1="http://schemas.microsoft.com/office/drawing/2015/9/8/chartex" xmlns:cx2="http://schemas.microsoft.com/office/drawing/2015/10/21/chartex" xmlns:cx3="http://schemas.microsoft.com/office/drawing/2016/5/9/chartex" xmlns:cx4="http://schemas.microsoft.com/office/drawing/2016/5/10/chartex" xmlns:cx5="http://schemas.microsoft.com/office/drawing/2016/5/11/chartex" xmlns:cx6="http://schemas.microsoft.com/office/drawing/2016/5/12/chartex" xmlns:cx7="http://schemas.microsoft.com/office/drawing/2016/5/13/chartex" xmlns:cx8="http://schemas.microsoft.com/office/drawing/2016/5/14/chartex" xmlns:mc="http://schemas.openxmlformats.org/markup-compatibility/2006" xmlns:aink="http://schemas.microsoft.com/office/drawing/2016/ink" xmlns:am3d="http://schemas.microsoft.com/office/drawing/2017/model3d" xmlns:o="urn:schemas-microsoft-com:office:office" xmlns:oel="http://schemas.microsoft.com/office/2019/extlst" xmlns:r="http://schemas.openxmlformats.org/officeDocument/2006/relationships" xmlns:m="http://schemas.openxmlformats.org/officeDocument/2006/math" xmlns:v="urn:schemas-microsoft-com:vml" xmlns:wp14="http://schemas.microsoft.com/office/word/2010/wordprocessingDrawing" xmlns:wp="http://schemas.openxmlformats.org/drawingml/2006/wordprocessingDrawing" xmlns:w10="urn:schemas-microsoft-com:office:word" xmlns:w="http://schemas.openxmlformats.org/wordprocessingml/2006/main" xmlns:w14="http://schemas.microsoft.com/office/word/2010/wordml" xmlns:w15="http://schemas.microsoft.com/office/word/2012/wordml" xmlns:w16cex="http://schemas.microsoft.com/office/word/2018/wordml/cex" xmlns:w16cid="http://schemas.microsoft.com/office/word/2016/wordml/cid" xmlns:w16="http://schemas.microsoft.com/office/word/2018/wordml" xmlns:w16du="http://schemas.microsoft.com/office/word/2023/wordml/word16du" xmlns:w16sdtdh="http://schemas.microsoft.com/office/word/2020/wordml/sdtdatahash" xmlns:w16sdtfl="http://schemas.microsoft.com/office/word/2024/wordml/sdtformatlock" xmlns:w16se="http://schemas.microsoft.com/office/word/2015/wordml/symex" xmlns:wpg="http://schemas.microsoft.com/office/word/2010/wordprocessingGroup" xmlns:wpi="http://schemas.microsoft.com/office/word/2010/wordprocessingInk" xmlns:wne="http://schemas.microsoft.com/office/word/2006/wordml" xmlns:wps="http://schemas.microsoft.com/office/word/2010/wordprocessingShape" mc:Ignorable="w14 w15 w16se w16cid w16 w16cex w16sdtdh w16sdtfl w16du wp14">
   <w:docParts>
     <w:docPart>
       <w:docPartPr>
@@ -23680,7 +23260,7 @@
             <w:rPr>
               <w:rFonts w:asciiTheme="majorHAnsi" w:eastAsiaTheme="majorEastAsia" w:hAnsiTheme="majorHAnsi" w:cstheme="majorBidi"/>
               <w:caps/>
-              <w:color w:val="4472C4" w:themeColor="accent1"/>
+              <w:color w:val="156082" w:themeColor="accent1"/>
               <w:sz w:val="80"/>
               <w:szCs w:val="80"/>
             </w:rPr>
@@ -23711,7 +23291,7 @@
           </w:pPr>
           <w:r>
             <w:rPr>
-              <w:color w:val="4472C4" w:themeColor="accent1"/>
+              <w:color w:val="156082" w:themeColor="accent1"/>
               <w:sz w:val="28"/>
               <w:szCs w:val="28"/>
             </w:rPr>
@@ -23725,7 +23305,7 @@
 </file>
 
 <file path=word/glossary/fontTable.xml><?xml version="1.0" encoding="utf-8"?>
-<w:fonts xmlns:mc="http://schemas.openxmlformats.org/markup-compatibility/2006" xmlns:r="http://schemas.openxmlformats.org/officeDocument/2006/relationships" xmlns:w="http://schemas.openxmlformats.org/wordprocessingml/2006/main" xmlns:w14="http://schemas.microsoft.com/office/word/2010/wordml" xmlns:w15="http://schemas.microsoft.com/office/word/2012/wordml" xmlns:w16cex="http://schemas.microsoft.com/office/word/2018/wordml/cex" xmlns:w16cid="http://schemas.microsoft.com/office/word/2016/wordml/cid" xmlns:w16="http://schemas.microsoft.com/office/word/2018/wordml" xmlns:w16du="http://schemas.microsoft.com/office/word/2023/wordml/word16du" xmlns:w16sdtdh="http://schemas.microsoft.com/office/word/2020/wordml/sdtdatahash" xmlns:w16se="http://schemas.microsoft.com/office/word/2015/wordml/symex" mc:Ignorable="w14 w15 w16se w16cid w16 w16cex w16sdtdh w16du">
+<w:fonts xmlns:mc="http://schemas.openxmlformats.org/markup-compatibility/2006" xmlns:r="http://schemas.openxmlformats.org/officeDocument/2006/relationships" xmlns:w="http://schemas.openxmlformats.org/wordprocessingml/2006/main" xmlns:w14="http://schemas.microsoft.com/office/word/2010/wordml" xmlns:w15="http://schemas.microsoft.com/office/word/2012/wordml" xmlns:w16cex="http://schemas.microsoft.com/office/word/2018/wordml/cex" xmlns:w16cid="http://schemas.microsoft.com/office/word/2016/wordml/cid" xmlns:w16="http://schemas.microsoft.com/office/word/2018/wordml" xmlns:w16du="http://schemas.microsoft.com/office/word/2023/wordml/word16du" xmlns:w16sdtdh="http://schemas.microsoft.com/office/word/2020/wordml/sdtdatahash" xmlns:w16sdtfl="http://schemas.microsoft.com/office/word/2024/wordml/sdtformatlock" xmlns:w16se="http://schemas.microsoft.com/office/word/2015/wordml/symex" mc:Ignorable="w14 w15 w16se w16cid w16 w16cex w16sdtdh w16sdtfl w16du">
   <w:font w:name="Symbol">
     <w:panose1 w:val="05050102010706020507"/>
     <w:charset w:val="02"/>
@@ -23759,7 +23339,7 @@
     <w:charset w:val="00"/>
     <w:family w:val="swiss"/>
     <w:pitch w:val="variable"/>
-    <w:sig w:usb0="E4002EFF" w:usb1="C200247B" w:usb2="00000009" w:usb3="00000000" w:csb0="000001FF" w:csb1="00000000"/>
+    <w:sig w:usb0="E4002EFF" w:usb1="C000247B" w:usb2="00000009" w:usb3="00000000" w:csb0="000001FF" w:csb1="00000000"/>
   </w:font>
   <w:font w:name="Arial">
     <w:panose1 w:val="020B0604020202020204"/>
@@ -23773,13 +23353,25 @@
     <w:charset w:val="00"/>
     <w:family w:val="swiss"/>
     <w:pitch w:val="variable"/>
-    <w:sig w:usb0="E4002EFF" w:usb1="C200247B" w:usb2="00000009" w:usb3="00000000" w:csb0="000001FF" w:csb1="00000000"/>
+    <w:sig w:usb0="E4002EFF" w:usb1="C000247B" w:usb2="00000009" w:usb3="00000000" w:csb0="000001FF" w:csb1="00000000"/>
+  </w:font>
+  <w:font w:name="Aptos">
+    <w:charset w:val="00"/>
+    <w:family w:val="swiss"/>
+    <w:pitch w:val="variable"/>
+    <w:sig w:usb0="20000287" w:usb1="00000003" w:usb2="00000000" w:usb3="00000000" w:csb0="0000019F" w:csb1="00000000"/>
+  </w:font>
+  <w:font w:name="Aptos Display">
+    <w:charset w:val="00"/>
+    <w:family w:val="swiss"/>
+    <w:pitch w:val="variable"/>
+    <w:sig w:usb0="20000287" w:usb1="00000003" w:usb2="00000000" w:usb3="00000000" w:csb0="0000019F" w:csb1="00000000"/>
   </w:font>
 </w:fonts>
 </file>
 
 <file path=word/glossary/settings.xml><?xml version="1.0" encoding="utf-8"?>
-<w:settings xmlns:mc="http://schemas.openxmlformats.org/markup-compatibility/2006" xmlns:o="urn:schemas-microsoft-com:office:office" xmlns:r="http://schemas.openxmlformats.org/officeDocument/2006/relationships" xmlns:m="http://schemas.openxmlformats.org/officeDocument/2006/math" xmlns:v="urn:schemas-microsoft-com:vml" xmlns:w10="urn:schemas-microsoft-com:office:word" xmlns:w="http://schemas.openxmlformats.org/wordprocessingml/2006/main" xmlns:w14="http://schemas.microsoft.com/office/word/2010/wordml" xmlns:w15="http://schemas.microsoft.com/office/word/2012/wordml" xmlns:w16cex="http://schemas.microsoft.com/office/word/2018/wordml/cex" xmlns:w16cid="http://schemas.microsoft.com/office/word/2016/wordml/cid" xmlns:w16="http://schemas.microsoft.com/office/word/2018/wordml" xmlns:w16du="http://schemas.microsoft.com/office/word/2023/wordml/word16du" xmlns:w16sdtdh="http://schemas.microsoft.com/office/word/2020/wordml/sdtdatahash" xmlns:w16se="http://schemas.microsoft.com/office/word/2015/wordml/symex" xmlns:sl="http://schemas.openxmlformats.org/schemaLibrary/2006/main" mc:Ignorable="w14 w15 w16se w16cid w16 w16cex w16sdtdh w16du">
+<w:settings xmlns:mc="http://schemas.openxmlformats.org/markup-compatibility/2006" xmlns:o="urn:schemas-microsoft-com:office:office" xmlns:r="http://schemas.openxmlformats.org/officeDocument/2006/relationships" xmlns:m="http://schemas.openxmlformats.org/officeDocument/2006/math" xmlns:v="urn:schemas-microsoft-com:vml" xmlns:w10="urn:schemas-microsoft-com:office:word" xmlns:w="http://schemas.openxmlformats.org/wordprocessingml/2006/main" xmlns:w14="http://schemas.microsoft.com/office/word/2010/wordml" xmlns:w15="http://schemas.microsoft.com/office/word/2012/wordml" xmlns:w16cex="http://schemas.microsoft.com/office/word/2018/wordml/cex" xmlns:w16cid="http://schemas.microsoft.com/office/word/2016/wordml/cid" xmlns:w16="http://schemas.microsoft.com/office/word/2018/wordml" xmlns:w16du="http://schemas.microsoft.com/office/word/2023/wordml/word16du" xmlns:w16sdtdh="http://schemas.microsoft.com/office/word/2020/wordml/sdtdatahash" xmlns:w16sdtfl="http://schemas.microsoft.com/office/word/2024/wordml/sdtformatlock" xmlns:w16se="http://schemas.microsoft.com/office/word/2015/wordml/symex" xmlns:sl="http://schemas.openxmlformats.org/schemaLibrary/2006/main" mc:Ignorable="w14 w15 w16se w16cid w16 w16cex w16sdtdh w16sdtfl w16du">
   <w:view w:val="normal"/>
   <w:defaultTabStop w:val="708"/>
   <w:hyphenationZone w:val="425"/>
@@ -23808,6 +23400,7 @@
     <w:rsid w:val="003558FC"/>
     <w:rsid w:val="00363A07"/>
     <w:rsid w:val="0037269A"/>
+    <w:rsid w:val="00391C95"/>
     <w:rsid w:val="00394BC5"/>
     <w:rsid w:val="003B2AC6"/>
     <w:rsid w:val="003C2681"/>
@@ -23828,6 +23421,7 @@
     <w:rsid w:val="009701EC"/>
     <w:rsid w:val="009A0869"/>
     <w:rsid w:val="009B7308"/>
+    <w:rsid w:val="009E7E76"/>
     <w:rsid w:val="00A0777B"/>
     <w:rsid w:val="00A11219"/>
     <w:rsid w:val="00A30030"/>
@@ -23872,7 +23466,7 @@
 </file>
 
 <file path=word/glossary/styles.xml><?xml version="1.0" encoding="utf-8"?>
-<w:styles xmlns:mc="http://schemas.openxmlformats.org/markup-compatibility/2006" xmlns:r="http://schemas.openxmlformats.org/officeDocument/2006/relationships" xmlns:w="http://schemas.openxmlformats.org/wordprocessingml/2006/main" xmlns:w14="http://schemas.microsoft.com/office/word/2010/wordml" xmlns:w15="http://schemas.microsoft.com/office/word/2012/wordml" xmlns:w16cex="http://schemas.microsoft.com/office/word/2018/wordml/cex" xmlns:w16cid="http://schemas.microsoft.com/office/word/2016/wordml/cid" xmlns:w16="http://schemas.microsoft.com/office/word/2018/wordml" xmlns:w16du="http://schemas.microsoft.com/office/word/2023/wordml/word16du" xmlns:w16sdtdh="http://schemas.microsoft.com/office/word/2020/wordml/sdtdatahash" xmlns:w16se="http://schemas.microsoft.com/office/word/2015/wordml/symex" mc:Ignorable="w14 w15 w16se w16cid w16 w16cex w16sdtdh w16du">
+<w:styles xmlns:mc="http://schemas.openxmlformats.org/markup-compatibility/2006" xmlns:r="http://schemas.openxmlformats.org/officeDocument/2006/relationships" xmlns:w="http://schemas.openxmlformats.org/wordprocessingml/2006/main" xmlns:w14="http://schemas.microsoft.com/office/word/2010/wordml" xmlns:w15="http://schemas.microsoft.com/office/word/2012/wordml" xmlns:w16cex="http://schemas.microsoft.com/office/word/2018/wordml/cex" xmlns:w16cid="http://schemas.microsoft.com/office/word/2016/wordml/cid" xmlns:w16="http://schemas.microsoft.com/office/word/2018/wordml" xmlns:w16du="http://schemas.microsoft.com/office/word/2023/wordml/word16du" xmlns:w16sdtdh="http://schemas.microsoft.com/office/word/2020/wordml/sdtdatahash" xmlns:w16sdtfl="http://schemas.microsoft.com/office/word/2024/wordml/sdtformatlock" xmlns:w16se="http://schemas.microsoft.com/office/word/2015/wordml/symex" mc:Ignorable="w14 w15 w16se w16cid w16 w16cex w16sdtdh w16sdtfl w16du">
   <w:docDefaults>
     <w:rPrDefault>
       <w:rPr>
@@ -24309,7 +23903,7 @@
 </file>
 
 <file path=word/glossary/webSettings.xml><?xml version="1.0" encoding="utf-8"?>
-<w:webSettings xmlns:mc="http://schemas.openxmlformats.org/markup-compatibility/2006" xmlns:r="http://schemas.openxmlformats.org/officeDocument/2006/relationships" xmlns:w="http://schemas.openxmlformats.org/wordprocessingml/2006/main" xmlns:w14="http://schemas.microsoft.com/office/word/2010/wordml" xmlns:w15="http://schemas.microsoft.com/office/word/2012/wordml" xmlns:w16cex="http://schemas.microsoft.com/office/word/2018/wordml/cex" xmlns:w16cid="http://schemas.microsoft.com/office/word/2016/wordml/cid" xmlns:w16="http://schemas.microsoft.com/office/word/2018/wordml" xmlns:w16du="http://schemas.microsoft.com/office/word/2023/wordml/word16du" xmlns:w16sdtdh="http://schemas.microsoft.com/office/word/2020/wordml/sdtdatahash" xmlns:w16se="http://schemas.microsoft.com/office/word/2015/wordml/symex" mc:Ignorable="w14 w15 w16se w16cid w16 w16cex w16sdtdh w16du">
+<w:webSettings xmlns:mc="http://schemas.openxmlformats.org/markup-compatibility/2006" xmlns:r="http://schemas.openxmlformats.org/officeDocument/2006/relationships" xmlns:w="http://schemas.openxmlformats.org/wordprocessingml/2006/main" xmlns:w14="http://schemas.microsoft.com/office/word/2010/wordml" xmlns:w15="http://schemas.microsoft.com/office/word/2012/wordml" xmlns:w16cex="http://schemas.microsoft.com/office/word/2018/wordml/cex" xmlns:w16cid="http://schemas.microsoft.com/office/word/2016/wordml/cid" xmlns:w16="http://schemas.microsoft.com/office/word/2018/wordml" xmlns:w16du="http://schemas.microsoft.com/office/word/2023/wordml/word16du" xmlns:w16sdtdh="http://schemas.microsoft.com/office/word/2020/wordml/sdtdatahash" xmlns:w16sdtfl="http://schemas.microsoft.com/office/word/2024/wordml/sdtformatlock" xmlns:w16se="http://schemas.microsoft.com/office/word/2015/wordml/symex" mc:Ignorable="w14 w15 w16se w16cid w16 w16cex w16sdtdh w16sdtfl w16du">
   <w:optimizeForBrowser/>
   <w:allowPNG/>
 </w:webSettings>

--- a/Documentacion/PSP_Bolsa_doc.docx
+++ b/Documentacion/PSP_Bolsa_doc.docx
@@ -3652,21 +3652,12 @@
       <w:r>
         <w:t xml:space="preserve">El presente proyecto, titulado </w:t>
       </w:r>
-      <w:proofErr w:type="spellStart"/>
       <w:r>
         <w:rPr>
           <w:b/>
           <w:bCs/>
         </w:rPr>
-        <w:t>BolsaCotarelo</w:t>
-      </w:r>
-      <w:proofErr w:type="spellEnd"/>
-      <w:r>
-        <w:rPr>
-          <w:b/>
-          <w:bCs/>
-        </w:rPr>
-        <w:t xml:space="preserve"> – Simulador de Mercado Bursátil en Tiempo Real</w:t>
+        <w:t>BolsaCotarelo – Simulador de Mercado Bursátil en Tiempo Real</w:t>
       </w:r>
       <w:r>
         <w:t>, consiste en el desarrollo de una aplicación multiplataforma cuyo objetivo principal es simular el funcionamiento básico de un mercado de valores. La aplicación permite representar la evolución de diferentes acciones ficticias, cuyos precios varían de forma dinámica, ofreciendo al usuario la posibilidad de interactuar con el mercado mediante la compra y venta de acciones, la gestión de un portfolio personal y la configuración de alertas de precio.</w:t>
@@ -3751,21 +3742,12 @@
       <w:r>
         <w:t xml:space="preserve">, compartiendo la mayor parte de la lógica de negocio entre plataformas. La interfaz gráfica ha sido desarrollada con </w:t>
       </w:r>
-      <w:proofErr w:type="spellStart"/>
       <w:r>
         <w:rPr>
           <w:b/>
           <w:bCs/>
         </w:rPr>
-        <w:t>Jetpack</w:t>
-      </w:r>
-      <w:proofErr w:type="spellEnd"/>
-      <w:r>
-        <w:rPr>
-          <w:b/>
-          <w:bCs/>
-        </w:rPr>
-        <w:t xml:space="preserve"> Compose</w:t>
+        <w:t>Jetpack Compose</w:t>
       </w:r>
       <w:r>
         <w:t>, adoptando un enfoque declarativo y reactivo que facilita la actualización automática de la interfaz en función de los cambios en el estado de la aplicación.</w:t>
@@ -3800,21 +3782,12 @@
       <w:r>
         <w:t xml:space="preserve">Para el desarrollo del proyecto </w:t>
       </w:r>
-      <w:proofErr w:type="spellStart"/>
       <w:r>
         <w:rPr>
           <w:b/>
           <w:bCs/>
         </w:rPr>
-        <w:t>BolsaCotarelo</w:t>
-      </w:r>
-      <w:proofErr w:type="spellEnd"/>
-      <w:r>
-        <w:rPr>
-          <w:b/>
-          <w:bCs/>
-        </w:rPr>
-        <w:t xml:space="preserve"> – Simulador de Mercado Bursátil en Tiempo Real</w:t>
+        <w:t>BolsaCotarelo – Simulador de Mercado Bursátil en Tiempo Real</w:t>
       </w:r>
       <w:r>
         <w:t xml:space="preserve"> se han utilizado diversas tecnologías y herramientas orientadas a la creación de aplicaciones multiplataforma modernas, haciendo especial énfasis en la concurrencia, la reutilización de código y la separación de responsabilidades.</w:t>
@@ -3837,15 +3810,7 @@
         <w:t>Kotlin Multiplatform (KMP)</w:t>
       </w:r>
       <w:r>
-        <w:t>, una tecnología que permite compartir la lógica de negocio entre diferentes plataformas. Gracias a este enfoque, la mayor parte del código se encuentra en el módulo común (</w:t>
-      </w:r>
-      <w:proofErr w:type="spellStart"/>
-      <w:r>
-        <w:t>commonMain</w:t>
-      </w:r>
-      <w:proofErr w:type="spellEnd"/>
-      <w:r>
-        <w:t xml:space="preserve">), mientras que las partes específicas de cada plataforma se ubican en los módulos correspondientes a </w:t>
+        <w:t xml:space="preserve">, una tecnología que permite compartir la lógica de negocio entre diferentes plataformas. Gracias a este enfoque, la mayor parte del código se encuentra en el módulo común (commonMain), mientras que las partes específicas de cada plataforma se ubican en los módulos correspondientes a </w:t>
       </w:r>
       <w:r>
         <w:rPr>
@@ -3869,34 +3834,20 @@
       </w:r>
     </w:p>
     <w:p>
-      <w:proofErr w:type="spellStart"/>
-      <w:r>
-        <w:t>Jetpack</w:t>
-      </w:r>
-      <w:proofErr w:type="spellEnd"/>
-      <w:r>
-        <w:t xml:space="preserve"> Compose y Compose Multiplatform</w:t>
+      <w:r>
+        <w:t>Jetpack Compose y Compose Multiplatform</w:t>
       </w:r>
     </w:p>
     <w:p>
       <w:r>
         <w:t xml:space="preserve">La interfaz gráfica de la aplicación ha sido implementada mediante </w:t>
       </w:r>
-      <w:proofErr w:type="spellStart"/>
       <w:r>
         <w:rPr>
           <w:b/>
           <w:bCs/>
         </w:rPr>
-        <w:t>Jetpack</w:t>
-      </w:r>
-      <w:proofErr w:type="spellEnd"/>
-      <w:r>
-        <w:rPr>
-          <w:b/>
-          <w:bCs/>
-        </w:rPr>
-        <w:t xml:space="preserve"> Compose</w:t>
+        <w:t>Jetpack Compose</w:t>
       </w:r>
       <w:r>
         <w:t xml:space="preserve"> y </w:t>
@@ -3992,7 +3943,6 @@
         <w:lastRenderedPageBreak/>
         <w:t xml:space="preserve">El proyecto hace uso de </w:t>
       </w:r>
-      <w:proofErr w:type="spellStart"/>
       <w:r>
         <w:rPr>
           <w:b/>
@@ -4000,7 +3950,6 @@
         </w:rPr>
         <w:t>kotlinx.serialization</w:t>
       </w:r>
-      <w:proofErr w:type="spellEnd"/>
       <w:r>
         <w:t xml:space="preserve"> para la gestión y persistencia de datos en formato </w:t>
       </w:r>
@@ -4037,63 +3986,22 @@
       <w:r>
         <w:t xml:space="preserve">La aplicación </w:t>
       </w:r>
-      <w:proofErr w:type="spellStart"/>
       <w:r>
         <w:rPr>
           <w:b/>
           <w:bCs/>
         </w:rPr>
-        <w:t>BolsaCotarelo</w:t>
-      </w:r>
-      <w:proofErr w:type="spellEnd"/>
+        <w:t>BolsaCotarelo – Simulador de Mercado Bursátil en Tiempo Real</w:t>
+      </w:r>
+      <w:r>
+        <w:t xml:space="preserve"> ha sido diseñada siguiendo una arquitectura modular y desacoplada, con el objetivo de facilitar el mantenimiento, la escalabilidad y la reutilización del código en un entorno multiplataforma. Para ello, se ha adoptado un enfoque basado en la separación por capas, inspirado en los principios de la </w:t>
+      </w:r>
       <w:r>
         <w:rPr>
           <w:b/>
           <w:bCs/>
         </w:rPr>
-        <w:t xml:space="preserve"> – Simulador de Mercado Bursátil en Tiempo Real</w:t>
-      </w:r>
-      <w:r>
-        <w:t xml:space="preserve"> ha sido diseñada siguiendo una arquitectura modular y desacoplada, con el objetivo de facilitar el mantenimiento, la escalabilidad y la reutilización del código en un entorno multiplataforma. Para ello, se ha adoptado un enfoque basado en la separación por capas, inspirado en los principios de la </w:t>
-      </w:r>
-      <w:r>
-        <w:rPr>
-          <w:b/>
-          <w:bCs/>
-        </w:rPr>
-        <w:t>arquitectura limpia (</w:t>
-      </w:r>
-      <w:proofErr w:type="spellStart"/>
-      <w:r>
-        <w:rPr>
-          <w:b/>
-          <w:bCs/>
-        </w:rPr>
-        <w:t>Clean</w:t>
-      </w:r>
-      <w:proofErr w:type="spellEnd"/>
-      <w:r>
-        <w:rPr>
-          <w:b/>
-          <w:bCs/>
-        </w:rPr>
-        <w:t xml:space="preserve"> </w:t>
-      </w:r>
-      <w:proofErr w:type="spellStart"/>
-      <w:r>
-        <w:rPr>
-          <w:b/>
-          <w:bCs/>
-        </w:rPr>
-        <w:t>Architecture</w:t>
-      </w:r>
-      <w:proofErr w:type="spellEnd"/>
-      <w:r>
-        <w:rPr>
-          <w:b/>
-          <w:bCs/>
-        </w:rPr>
-        <w:t>)</w:t>
+        <w:t>arquitectura limpia (Clean Architecture)</w:t>
       </w:r>
       <w:r>
         <w:t xml:space="preserve"> y el patrón </w:t>
@@ -4137,43 +4045,18 @@
           <w:b/>
           <w:bCs/>
         </w:rPr>
-        <w:t>Capa de presentación (</w:t>
-      </w:r>
-      <w:proofErr w:type="spellStart"/>
+        <w:t>Capa de presentación (Presentation)</w:t>
+      </w:r>
+      <w:r>
+        <w:br/>
+        <w:t xml:space="preserve">Es la encargada de la interfaz de usuario y la interacción con el usuario final. Está implementada mediante </w:t>
+      </w:r>
       <w:r>
         <w:rPr>
           <w:b/>
           <w:bCs/>
         </w:rPr>
-        <w:t>Presentation</w:t>
-      </w:r>
-      <w:proofErr w:type="spellEnd"/>
-      <w:r>
-        <w:rPr>
-          <w:b/>
-          <w:bCs/>
-        </w:rPr>
-        <w:t>)</w:t>
-      </w:r>
-      <w:r>
-        <w:br/>
-        <w:t xml:space="preserve">Es la encargada de la interfaz de usuario y la interacción con el usuario final. Está implementada mediante </w:t>
-      </w:r>
-      <w:proofErr w:type="spellStart"/>
-      <w:r>
-        <w:rPr>
-          <w:b/>
-          <w:bCs/>
-        </w:rPr>
-        <w:t>Jetpack</w:t>
-      </w:r>
-      <w:proofErr w:type="spellEnd"/>
-      <w:r>
-        <w:rPr>
-          <w:b/>
-          <w:bCs/>
-        </w:rPr>
-        <w:t xml:space="preserve"> Compose / Compose Multiplatform</w:t>
+        <w:t>Jetpack Compose / Compose Multiplatform</w:t>
       </w:r>
       <w:r>
         <w:t>, utilizando componentes declarativos que reaccionan automáticamente a los cambios de estado. Esta capa no contiene lógica de negocio, sino que delega dicha responsabilidad en las capas inferiores.</w:t>
@@ -4409,27 +4292,14 @@
       <w:r>
         <w:t xml:space="preserve">Ilustración </w:t>
       </w:r>
-      <w:r>
-        <w:fldChar w:fldCharType="begin"/>
-      </w:r>
-      <w:r>
-        <w:instrText xml:space="preserve"> SEQ Ilustración \* ARABIC </w:instrText>
-      </w:r>
-      <w:r>
-        <w:fldChar w:fldCharType="separate"/>
-      </w:r>
-      <w:r>
-        <w:rPr>
-          <w:noProof/>
-        </w:rPr>
-        <w:t>1</w:t>
-      </w:r>
-      <w:r>
-        <w:rPr>
-          <w:noProof/>
-        </w:rPr>
-        <w:fldChar w:fldCharType="end"/>
-      </w:r>
+      <w:fldSimple w:instr=" SEQ Ilustración \* ARABIC ">
+        <w:r>
+          <w:rPr>
+            <w:noProof/>
+          </w:rPr>
+          <w:t>1</w:t>
+        </w:r>
+      </w:fldSimple>
       <w:r>
         <w:t>: Pantalla Principal de la App</w:t>
       </w:r>
@@ -4452,15 +4322,7 @@
     </w:p>
     <w:p>
       <w:r>
-        <w:t xml:space="preserve">La aplicación utiliza elementos visuales como colores o indicadores para reflejar si el precio de una acción ha aumentado o disminuido, facilitando la interpretación de la información por parte del usuario. La interfaz se actualiza automáticamente conforme se producen cambios en los datos, gracias al modelo reactivo implementado con </w:t>
-      </w:r>
-      <w:proofErr w:type="spellStart"/>
-      <w:r>
-        <w:t>Jetpack</w:t>
-      </w:r>
-      <w:proofErr w:type="spellEnd"/>
-      <w:r>
-        <w:t xml:space="preserve"> Compose.</w:t>
+        <w:t>La aplicación utiliza elementos visuales como colores o indicadores para reflejar si el precio de una acción ha aumentado o disminuido, facilitando la interpretación de la información por parte del usuario. La interfaz se actualiza automáticamente conforme se producen cambios en los datos, gracias al modelo reactivo implementado con Jetpack Compose.</w:t>
       </w:r>
     </w:p>
     <w:p>
@@ -4512,27 +4374,14 @@
       <w:r>
         <w:t xml:space="preserve">Ilustración </w:t>
       </w:r>
-      <w:r>
-        <w:fldChar w:fldCharType="begin"/>
-      </w:r>
-      <w:r>
-        <w:instrText xml:space="preserve"> SEQ Ilustración \* ARABIC </w:instrText>
-      </w:r>
-      <w:r>
-        <w:fldChar w:fldCharType="separate"/>
-      </w:r>
-      <w:r>
-        <w:rPr>
-          <w:noProof/>
-        </w:rPr>
-        <w:t>2</w:t>
-      </w:r>
-      <w:r>
-        <w:rPr>
-          <w:noProof/>
-        </w:rPr>
-        <w:fldChar w:fldCharType="end"/>
-      </w:r>
+      <w:fldSimple w:instr=" SEQ Ilustración \* ARABIC ">
+        <w:r>
+          <w:rPr>
+            <w:noProof/>
+          </w:rPr>
+          <w:t>2</w:t>
+        </w:r>
+      </w:fldSimple>
       <w:r>
         <w:t>: Captura de la pantalla Mercado</w:t>
       </w:r>
@@ -4630,27 +4479,14 @@
       <w:r>
         <w:t xml:space="preserve">Ilustración </w:t>
       </w:r>
-      <w:r>
-        <w:fldChar w:fldCharType="begin"/>
-      </w:r>
-      <w:r>
-        <w:instrText xml:space="preserve"> SEQ Ilustración \* ARABIC </w:instrText>
-      </w:r>
-      <w:r>
-        <w:fldChar w:fldCharType="separate"/>
-      </w:r>
-      <w:r>
-        <w:rPr>
-          <w:noProof/>
-        </w:rPr>
-        <w:t>3</w:t>
-      </w:r>
-      <w:r>
-        <w:rPr>
-          <w:noProof/>
-        </w:rPr>
-        <w:fldChar w:fldCharType="end"/>
-      </w:r>
+      <w:fldSimple w:instr=" SEQ Ilustración \* ARABIC ">
+        <w:r>
+          <w:rPr>
+            <w:noProof/>
+          </w:rPr>
+          <w:t>3</w:t>
+        </w:r>
+      </w:fldSimple>
       <w:r>
         <w:t>: Pantalla del Porfolio</w:t>
       </w:r>
@@ -4680,13 +4516,8 @@
       <w:bookmarkEnd w:id="10"/>
     </w:p>
     <w:p>
-      <w:proofErr w:type="spellStart"/>
-      <w:r>
-        <w:t>BolsaCotarelo</w:t>
-      </w:r>
-      <w:proofErr w:type="spellEnd"/>
-      <w:r>
-        <w:t xml:space="preserve"> incorpora un sistema de alertas que permite al usuario definir reglas personalizadas basadas en el precio de las acciones. El usuario puede configurar alertas que se activan cuando una acción supera o desciende por debajo de un valor determinado.</w:t>
+      <w:r>
+        <w:t>BolsaCotarelo incorpora un sistema de alertas que permite al usuario definir reglas personalizadas basadas en el precio de las acciones. El usuario puede configurar alertas que se activan cuando una acción supera o desciende por debajo de un valor determinado.</w:t>
       </w:r>
     </w:p>
     <w:p>
@@ -4743,27 +4574,14 @@
       <w:r>
         <w:t xml:space="preserve">Ilustración </w:t>
       </w:r>
-      <w:r>
-        <w:fldChar w:fldCharType="begin"/>
-      </w:r>
-      <w:r>
-        <w:instrText xml:space="preserve"> SEQ Ilustración \* ARABIC </w:instrText>
-      </w:r>
-      <w:r>
-        <w:fldChar w:fldCharType="separate"/>
-      </w:r>
-      <w:r>
-        <w:rPr>
-          <w:noProof/>
-        </w:rPr>
-        <w:t>4</w:t>
-      </w:r>
-      <w:r>
-        <w:rPr>
-          <w:noProof/>
-        </w:rPr>
-        <w:fldChar w:fldCharType="end"/>
-      </w:r>
+      <w:fldSimple w:instr=" SEQ Ilustración \* ARABIC ">
+        <w:r>
+          <w:rPr>
+            <w:noProof/>
+          </w:rPr>
+          <w:t>4</w:t>
+        </w:r>
+      </w:fldSimple>
       <w:r>
         <w:t>: Menú de creación de alertas</w:t>
       </w:r>
@@ -4851,27 +4669,14 @@
       <w:r>
         <w:t xml:space="preserve">Ilustración </w:t>
       </w:r>
-      <w:r>
-        <w:fldChar w:fldCharType="begin"/>
-      </w:r>
-      <w:r>
-        <w:instrText xml:space="preserve"> SEQ Ilustración \* ARABIC </w:instrText>
-      </w:r>
-      <w:r>
-        <w:fldChar w:fldCharType="separate"/>
-      </w:r>
-      <w:r>
-        <w:rPr>
-          <w:noProof/>
-        </w:rPr>
-        <w:t>5</w:t>
-      </w:r>
-      <w:r>
-        <w:rPr>
-          <w:noProof/>
-        </w:rPr>
-        <w:fldChar w:fldCharType="end"/>
-      </w:r>
+      <w:fldSimple w:instr=" SEQ Ilustración \* ARABIC ">
+        <w:r>
+          <w:rPr>
+            <w:noProof/>
+          </w:rPr>
+          <w:t>5</w:t>
+        </w:r>
+      </w:fldSimple>
       <w:r>
         <w:t>: Menú superior de Guardado</w:t>
       </w:r>
@@ -5058,15 +4863,7 @@
         </w:numPr>
       </w:pPr>
       <w:r>
-        <w:t>Beneficio o pérdida total (</w:t>
-      </w:r>
-      <w:proofErr w:type="spellStart"/>
-      <w:r>
-        <w:t>PnL</w:t>
-      </w:r>
-      <w:proofErr w:type="spellEnd"/>
-      <w:r>
-        <w:t>).</w:t>
+        <w:t>Beneficio o pérdida total (PnL).</w:t>
       </w:r>
     </w:p>
     <w:p>
@@ -5852,15 +5649,7 @@
         </w:numPr>
       </w:pPr>
       <w:r>
-        <w:t>Selector de acciones (</w:t>
-      </w:r>
-      <w:proofErr w:type="spellStart"/>
-      <w:r>
-        <w:t>ticker</w:t>
-      </w:r>
-      <w:proofErr w:type="spellEnd"/>
-      <w:r>
-        <w:t>) para elegir la acción a visualizar.</w:t>
+        <w:t>Selector de acciones (ticker) para elegir la acción a visualizar.</w:t>
       </w:r>
     </w:p>
     <w:p>
@@ -6446,13 +6235,8 @@
           <w:numId w:val="100"/>
         </w:numPr>
       </w:pPr>
-      <w:proofErr w:type="spellStart"/>
-      <w:r>
-        <w:t>PnL</w:t>
-      </w:r>
-      <w:proofErr w:type="spellEnd"/>
-      <w:r>
-        <w:t xml:space="preserve"> actual.</w:t>
+      <w:r>
+        <w:t>PnL actual.</w:t>
       </w:r>
     </w:p>
     <w:p>
@@ -6730,21 +6514,12 @@
       <w:r>
         <w:t xml:space="preserve">, se han implementado una serie de </w:t>
       </w:r>
-      <w:proofErr w:type="spellStart"/>
       <w:r>
         <w:rPr>
           <w:b/>
           <w:bCs/>
         </w:rPr>
-        <w:t>tests</w:t>
-      </w:r>
-      <w:proofErr w:type="spellEnd"/>
-      <w:r>
-        <w:rPr>
-          <w:b/>
-          <w:bCs/>
-        </w:rPr>
-        <w:t xml:space="preserve"> unitarios básicos</w:t>
+        <w:t>tests unitarios básicos</w:t>
       </w:r>
       <w:r>
         <w:t xml:space="preserve"> centrados en la </w:t>
@@ -6835,15 +6610,7 @@
         <w:t>Prueba 1</w:t>
       </w:r>
       <w:r>
-        <w:t>: Compra y venta de acciones (</w:t>
-      </w:r>
-      <w:proofErr w:type="spellStart"/>
-      <w:r>
-        <w:t>PortfolioBuySellTest</w:t>
-      </w:r>
-      <w:proofErr w:type="spellEnd"/>
-      <w:r>
-        <w:t>)</w:t>
+        <w:t>: Compra y venta de acciones (PortfolioBuySellTest)</w:t>
       </w:r>
     </w:p>
     <w:p>
@@ -6941,15 +6708,7 @@
         <w:t>Prueba 2</w:t>
       </w:r>
       <w:r>
-        <w:t>: Control de errores en operaciones inválidas (</w:t>
-      </w:r>
-      <w:proofErr w:type="spellStart"/>
-      <w:r>
-        <w:t>PortfolioErrorsTest</w:t>
-      </w:r>
-      <w:proofErr w:type="spellEnd"/>
-      <w:r>
-        <w:t>)</w:t>
+        <w:t>: Control de errores en operaciones inválidas (PortfolioErrorsTest)</w:t>
       </w:r>
     </w:p>
     <w:p>
@@ -7031,15 +6790,7 @@
         <w:t>Prueba 3</w:t>
       </w:r>
       <w:r>
-        <w:t>: Restricción de operaciones según estado del mercado (</w:t>
-      </w:r>
-      <w:proofErr w:type="spellStart"/>
-      <w:r>
-        <w:t>PortfolioMarketClosedTest</w:t>
-      </w:r>
-      <w:proofErr w:type="spellEnd"/>
-      <w:r>
-        <w:t>)</w:t>
+        <w:t>: Restricción de operaciones según estado del mercado (PortfolioMarketClosedTest)</w:t>
       </w:r>
     </w:p>
     <w:p>
@@ -7063,15 +6814,7 @@
     <w:p/>
     <w:p>
       <w:r>
-        <w:t>Prueba 4: Persistencia del portfolio mediante JSON (</w:t>
-      </w:r>
-      <w:proofErr w:type="spellStart"/>
-      <w:r>
-        <w:t>PortfolioJsonRoundTripTest</w:t>
-      </w:r>
-      <w:proofErr w:type="spellEnd"/>
-      <w:r>
-        <w:t>)</w:t>
+        <w:t>Prueba 4: Persistencia del portfolio mediante JSON (PortfolioJsonRoundTripTest)</w:t>
       </w:r>
     </w:p>
     <w:p>
@@ -7155,15 +6898,7 @@
         <w:t>Prueba 5</w:t>
       </w:r>
       <w:r>
-        <w:t>: Robustez ante datos JSON inválidos (</w:t>
-      </w:r>
-      <w:proofErr w:type="spellStart"/>
-      <w:r>
-        <w:t>PortfolioJsonSanitizationTest</w:t>
-      </w:r>
-      <w:proofErr w:type="spellEnd"/>
-      <w:r>
-        <w:t>)</w:t>
+        <w:t>: Robustez ante datos JSON inválidos (PortfolioJsonSanitizationTest)</w:t>
       </w:r>
     </w:p>
     <w:p>
@@ -7181,15 +6916,7 @@
       </w:r>
       <w:r>
         <w:br/>
-        <w:t xml:space="preserve">Se importa un JSON con datos inconsistentes (cantidades inválidas, </w:t>
-      </w:r>
-      <w:proofErr w:type="spellStart"/>
-      <w:r>
-        <w:t>tickers</w:t>
-      </w:r>
-      <w:proofErr w:type="spellEnd"/>
-      <w:r>
-        <w:t xml:space="preserve"> incorrectos, transacciones erróneas) y se comprueba que el sistema sanea la información sin provocar errores.</w:t>
+        <w:t>Se importa un JSON con datos inconsistentes (cantidades inválidas, tickers incorrectos, transacciones erróneas) y se comprueba que el sistema sanea la información sin provocar errores.</w:t>
       </w:r>
     </w:p>
     <w:p/>
@@ -7202,15 +6929,7 @@
         <w:t>Prueba 6</w:t>
       </w:r>
       <w:r>
-        <w:t>: Comportamiento del motor de simulación (</w:t>
-      </w:r>
-      <w:proofErr w:type="spellStart"/>
-      <w:r>
-        <w:t>SingleStockPriceUpdaterTest</w:t>
-      </w:r>
-      <w:proofErr w:type="spellEnd"/>
-      <w:r>
-        <w:t>)</w:t>
+        <w:t>: Comportamiento del motor de simulación (SingleStockPriceUpdaterTest)</w:t>
       </w:r>
     </w:p>
     <w:p>
@@ -7385,15 +7104,7 @@
         </w:p>
         <w:p>
           <w:r>
-            <w:t>[1] Google LLC, “</w:t>
-          </w:r>
-          <w:proofErr w:type="spellStart"/>
-          <w:r>
-            <w:t>Jetpack</w:t>
-          </w:r>
-          <w:proofErr w:type="spellEnd"/>
-          <w:r>
-            <w:t xml:space="preserve"> Compose Desktop – documentación oficial”, </w:t>
+            <w:t xml:space="preserve">[1] Google LLC, “Jetpack Compose Desktop – documentación oficial”, </w:t>
           </w:r>
           <w:r>
             <w:rPr>
@@ -7422,15 +7133,7 @@
             </w:rPr>
           </w:pPr>
           <w:r>
-            <w:t xml:space="preserve">[2] JetBrains, “Kotlin </w:t>
-          </w:r>
-          <w:proofErr w:type="spellStart"/>
-          <w:r>
-            <w:t>Documentation</w:t>
-          </w:r>
-          <w:proofErr w:type="spellEnd"/>
-          <w:r>
-            <w:t xml:space="preserve">”, </w:t>
+            <w:t xml:space="preserve">[2] JetBrains, “Kotlin Documentation”, </w:t>
           </w:r>
           <w:r>
             <w:rPr>
@@ -7603,15 +7306,7 @@
         </w:numPr>
       </w:pPr>
       <w:r>
-        <w:t xml:space="preserve">Identificación de las partes más críticas y </w:t>
-      </w:r>
-      <w:proofErr w:type="spellStart"/>
-      <w:r>
-        <w:t>testables</w:t>
-      </w:r>
-      <w:proofErr w:type="spellEnd"/>
-      <w:r>
-        <w:t xml:space="preserve"> del sistema.</w:t>
+        <w:t>Identificación de las partes más críticas y testables del sistema.</w:t>
       </w:r>
     </w:p>
     <w:p>
@@ -7635,15 +7330,7 @@
         </w:numPr>
       </w:pPr>
       <w:r>
-        <w:t xml:space="preserve">Corrección de errores de compilación y configuración de </w:t>
-      </w:r>
-      <w:proofErr w:type="spellStart"/>
-      <w:r>
-        <w:t>tests</w:t>
-      </w:r>
-      <w:proofErr w:type="spellEnd"/>
-      <w:r>
-        <w:t>.</w:t>
+        <w:t>Corrección de errores de compilación y configuración de tests.</w:t>
       </w:r>
     </w:p>
     <w:p>
@@ -7747,15 +7434,7 @@
         </w:numPr>
       </w:pPr>
       <w:r>
-        <w:t xml:space="preserve">Centralizar la lógica común en </w:t>
-      </w:r>
-      <w:proofErr w:type="spellStart"/>
-      <w:r>
-        <w:t>commonMain</w:t>
-      </w:r>
-      <w:proofErr w:type="spellEnd"/>
-      <w:r>
-        <w:t>.</w:t>
+        <w:t>Centralizar la lógica común en commonMain.</w:t>
       </w:r>
     </w:p>
     <w:p>
@@ -8150,15 +7829,7 @@
       <w:bookmarkStart w:id="30" w:name="_Toc218507429"/>
       <w:r>
         <w:lastRenderedPageBreak/>
-        <w:t xml:space="preserve">Conversación 6 – Implementación de </w:t>
-      </w:r>
-      <w:proofErr w:type="spellStart"/>
-      <w:r>
-        <w:t>tests</w:t>
-      </w:r>
-      <w:proofErr w:type="spellEnd"/>
-      <w:r>
-        <w:t xml:space="preserve"> y cierre del proyecto</w:t>
+        <w:t>Conversación 6 – Implementación de tests y cierre del proyecto</w:t>
       </w:r>
       <w:bookmarkEnd w:id="30"/>
     </w:p>
@@ -8177,15 +7848,7 @@
       </w:r>
       <w:r>
         <w:br/>
-        <w:t xml:space="preserve">Ahora necesitamos implementar algunos </w:t>
-      </w:r>
-      <w:proofErr w:type="spellStart"/>
-      <w:r>
-        <w:t>tests</w:t>
-      </w:r>
-      <w:proofErr w:type="spellEnd"/>
-      <w:r>
-        <w:t xml:space="preserve"> para demostrar que sabemos integrarlos, pero sin cubrir todo el proyecto.</w:t>
+        <w:t>Ahora necesitamos implementar algunos tests para demostrar que sabemos integrarlos, pero sin cubrir todo el proyecto.</w:t>
       </w:r>
       <w:r>
         <w:br/>
@@ -8218,13 +7881,8 @@
           <w:numId w:val="15"/>
         </w:numPr>
       </w:pPr>
-      <w:proofErr w:type="spellStart"/>
-      <w:r>
-        <w:t>Tests</w:t>
-      </w:r>
-      <w:proofErr w:type="spellEnd"/>
-      <w:r>
-        <w:t xml:space="preserve"> de compra y venta del portfolio.</w:t>
+      <w:r>
+        <w:t>Tests de compra y venta del portfolio.</w:t>
       </w:r>
     </w:p>
     <w:p>
@@ -8234,13 +7892,8 @@
           <w:numId w:val="15"/>
         </w:numPr>
       </w:pPr>
-      <w:proofErr w:type="spellStart"/>
-      <w:r>
-        <w:t>Tests</w:t>
-      </w:r>
-      <w:proofErr w:type="spellEnd"/>
-      <w:r>
-        <w:t xml:space="preserve"> de control de errores.</w:t>
+      <w:r>
+        <w:t>Tests de control de errores.</w:t>
       </w:r>
     </w:p>
     <w:p>
@@ -8250,13 +7903,8 @@
           <w:numId w:val="15"/>
         </w:numPr>
       </w:pPr>
-      <w:proofErr w:type="spellStart"/>
-      <w:r>
-        <w:t>Tests</w:t>
-      </w:r>
-      <w:proofErr w:type="spellEnd"/>
-      <w:r>
-        <w:t xml:space="preserve"> de exportación e importación del estado en JSON.</w:t>
+      <w:r>
+        <w:t>Tests de exportación e importación del estado en JSON.</w:t>
       </w:r>
     </w:p>
     <w:p>
@@ -8323,10 +7971,7 @@
         <w:pStyle w:val="NormalWeb"/>
       </w:pPr>
       <w:r>
-        <w:t>Iván</w:t>
-      </w:r>
-      <w:r>
-        <w:t xml:space="preserve"> realizó gran parte del trabajo de </w:t>
+        <w:t xml:space="preserve">Iván realizó gran parte del trabajo de </w:t>
       </w:r>
       <w:r>
         <w:rPr>
@@ -8344,28 +7989,7 @@
         <w:t>persistencia y guardado en JSON</w:t>
       </w:r>
       <w:r>
-        <w:t>, además de aportaciones al motor y a la parte visual/documental. Se refleja en commits como “Persistencia mejorada. Opciones de guardado incluidas”, “BUGS arreglados en Alertas y Guardados de JSON”, además de commits de “Notificaciones arregladas”, “</w:t>
-      </w:r>
-      <w:r>
-        <w:t>Gráficos</w:t>
-      </w:r>
-      <w:r>
-        <w:t xml:space="preserve"> añadidos”, “Clases de </w:t>
-      </w:r>
-      <w:r>
-        <w:t>Presentación</w:t>
-      </w:r>
-      <w:r>
-        <w:t>”, “</w:t>
-      </w:r>
-      <w:r>
-        <w:t>README</w:t>
-      </w:r>
-      <w:r>
-        <w:t xml:space="preserve"> modificado”, y otros ajustes de limpieza</w:t>
-      </w:r>
-      <w:r>
-        <w:t>.</w:t>
+        <w:t>, además de aportaciones al motor y a la parte visual/documental. Se refleja en commits como “Persistencia mejorada. Opciones de guardado incluidas”, “BUGS arreglados en Alertas y Guardados de JSON”, además de commits de “Notificaciones arregladas”, “Gráficos añadidos”, “Clases de Presentación”, “README modificado”, y otros ajustes de limpieza.</w:t>
       </w:r>
     </w:p>
     <w:p>
@@ -8552,7 +8176,11 @@
       </w:r>
       <w:bookmarkEnd w:id="32"/>
     </w:p>
-    <w:p/>
+    <w:p>
+      <w:r>
+        <w:t>https://github.com/Rguez00/BolsaCotarelo.git</w:t>
+      </w:r>
+    </w:p>
     <w:p/>
     <w:p/>
     <w:sectPr>
@@ -22716,6 +22344,7 @@
   <w:style w:type="character" w:default="1" w:styleId="Fuentedeprrafopredeter">
     <w:name w:val="Default Paragraph Font"/>
     <w:uiPriority w:val="1"/>
+    <w:semiHidden/>
     <w:unhideWhenUsed/>
   </w:style>
   <w:style w:type="table" w:default="1" w:styleId="Tablanormal">
@@ -23413,6 +23042,7 @@
     <w:rsid w:val="00627FC3"/>
     <w:rsid w:val="0067254B"/>
     <w:rsid w:val="00720148"/>
+    <w:rsid w:val="0074080A"/>
     <w:rsid w:val="00743F93"/>
     <w:rsid w:val="007472C2"/>
     <w:rsid w:val="007E5BBA"/>
@@ -23431,6 +23061,7 @@
     <w:rsid w:val="00B73CFA"/>
     <w:rsid w:val="00B82B93"/>
     <w:rsid w:val="00BB10CB"/>
+    <w:rsid w:val="00C05F8B"/>
     <w:rsid w:val="00C17389"/>
     <w:rsid w:val="00CC57EF"/>
     <w:rsid w:val="00CE4646"/>
